--- a/briefings/线口监测午报-2026-09-24.docx
+++ b/briefings/线口监测午报-2026-09-24.docx
@@ -22,7 +22,7 @@
           <w:color w:val="888888"/>
           <w:sz w:val="18"/>
         </w:rPr>
-        <w:t>监测窗口:近48小时 | 生成时间:2026-09-24 12:56</w:t>
+        <w:t>监测窗口:近48小时 | 生成时间:2026-09-24 14:12</w:t>
       </w:r>
     </w:p>
     <w:p>
@@ -70,6 +70,108 @@
           <w:color w:val="888888"/>
           <w:sz w:val="24"/>
         </w:rPr>
+        <w:t>阿里达摩院发布食管癌 AI 模型，“不插管”发现早期和癌前病变</w:t>
+      </w:r>
+    </w:p>
+    <w:p>
+      <w:r>
+        <w:rPr>
+          <w:rFonts w:ascii="Times New Roman" w:hAnsi="Times New Roman" w:eastAsia="宋体"/>
+          <w:color w:val="888888"/>
+          <w:sz w:val="18"/>
+        </w:rPr>
+        <w:t>来源:IT之家 | 时间:09-24 13:22</w:t>
+      </w:r>
+    </w:p>
+    <w:p>
+      <w:r>
+        <w:rPr>
+          <w:rFonts w:ascii="Times New Roman" w:hAnsi="Times New Roman" w:eastAsia="宋体"/>
+          <w:sz w:val="18"/>
+        </w:rPr>
+        <w:t>链接:</w:t>
+      </w:r>
+      <w:hyperlink r:id="rId9">
+        <w:r>
+          <w:rPr>
+            <w:color w:val="0563C1"/>
+            <w:u w:val="single"/>
+          </w:rPr>
+          <w:t>阿里达摩院发布食管癌 AI 模型，“不插管”发现早期和癌前病变</w:t>
+        </w:r>
+      </w:hyperlink>
+    </w:p>
+    <w:p>
+      <w:pPr>
+        <w:pStyle w:val="Heading3"/>
+      </w:pPr>
+      <w:r>
+        <w:rPr>
+          <w:rFonts w:ascii="Times New Roman" w:hAnsi="Times New Roman" w:eastAsia="黑体"/>
+          <w:b w:val="0"/>
+          <w:color w:val="888888"/>
+          <w:sz w:val="24"/>
+        </w:rPr>
+        <w:t>【C级·参考】</w:t>
+      </w:r>
+      <w:r>
+        <w:rPr>
+          <w:rFonts w:ascii="Times New Roman" w:hAnsi="Times New Roman" w:eastAsia="黑体"/>
+          <w:b w:val="0"/>
+          <w:color w:val="888888"/>
+          <w:sz w:val="24"/>
+        </w:rPr>
+        <w:t>月之暗面最强 AI：消息称 Kimi K3.1 下月登场</w:t>
+      </w:r>
+    </w:p>
+    <w:p>
+      <w:r>
+        <w:rPr>
+          <w:rFonts w:ascii="Times New Roman" w:hAnsi="Times New Roman" w:eastAsia="宋体"/>
+          <w:color w:val="888888"/>
+          <w:sz w:val="18"/>
+        </w:rPr>
+        <w:t>来源:IT之家 | 时间:09-24 13:16</w:t>
+      </w:r>
+    </w:p>
+    <w:p>
+      <w:r>
+        <w:rPr>
+          <w:rFonts w:ascii="Times New Roman" w:hAnsi="Times New Roman" w:eastAsia="宋体"/>
+          <w:sz w:val="18"/>
+        </w:rPr>
+        <w:t>链接:</w:t>
+      </w:r>
+      <w:hyperlink r:id="rId10">
+        <w:r>
+          <w:rPr>
+            <w:color w:val="0563C1"/>
+            <w:u w:val="single"/>
+          </w:rPr>
+          <w:t>月之暗面最强 AI：消息称 Kimi K3.1 下月登场</w:t>
+        </w:r>
+      </w:hyperlink>
+    </w:p>
+    <w:p>
+      <w:pPr>
+        <w:pStyle w:val="Heading3"/>
+      </w:pPr>
+      <w:r>
+        <w:rPr>
+          <w:rFonts w:ascii="Times New Roman" w:hAnsi="Times New Roman" w:eastAsia="黑体"/>
+          <w:b w:val="0"/>
+          <w:color w:val="888888"/>
+          <w:sz w:val="24"/>
+        </w:rPr>
+        <w:t>【C级·参考】</w:t>
+      </w:r>
+      <w:r>
+        <w:rPr>
+          <w:rFonts w:ascii="Times New Roman" w:hAnsi="Times New Roman" w:eastAsia="黑体"/>
+          <w:b w:val="0"/>
+          <w:color w:val="888888"/>
+          <w:sz w:val="24"/>
+        </w:rPr>
         <w:t>外媒关注中国直播带货，李佳琦称 AI 无法取代真人主播</w:t>
       </w:r>
     </w:p>
@@ -91,7 +193,7 @@
         </w:rPr>
         <w:t>链接:</w:t>
       </w:r>
-      <w:hyperlink r:id="rId9">
+      <w:hyperlink r:id="rId11">
         <w:r>
           <w:rPr>
             <w:color w:val="0563C1"/>
@@ -142,7 +244,7 @@
         </w:rPr>
         <w:t>链接:</w:t>
       </w:r>
-      <w:hyperlink r:id="rId10">
+      <w:hyperlink r:id="rId12">
         <w:r>
           <w:rPr>
             <w:color w:val="0563C1"/>
@@ -193,7 +295,7 @@
         </w:rPr>
         <w:t>链接:</w:t>
       </w:r>
-      <w:hyperlink r:id="rId11">
+      <w:hyperlink r:id="rId13">
         <w:r>
           <w:rPr>
             <w:color w:val="0563C1"/>
@@ -244,7 +346,7 @@
         </w:rPr>
         <w:t>链接:</w:t>
       </w:r>
-      <w:hyperlink r:id="rId12">
+      <w:hyperlink r:id="rId14">
         <w:r>
           <w:rPr>
             <w:color w:val="0563C1"/>
@@ -274,7 +376,7 @@
           <w:color w:val="888888"/>
           <w:sz w:val="24"/>
         </w:rPr>
-        <w:t>微软发布 Ink Canvas：数字画布承载用户灵感，AI 降低表达门槛</w:t>
+        <w:t>Australia says OpenAI agent hacked into government website</w:t>
       </w:r>
     </w:p>
     <w:p>
@@ -284,109 +386,7 @@
           <w:color w:val="888888"/>
           <w:sz w:val="18"/>
         </w:rPr>
-        <w:t>来源:IT之家 | 时间:09-24 09:53</w:t>
-      </w:r>
-    </w:p>
-    <w:p>
-      <w:r>
-        <w:rPr>
-          <w:rFonts w:ascii="Times New Roman" w:hAnsi="Times New Roman" w:eastAsia="宋体"/>
-          <w:sz w:val="18"/>
-        </w:rPr>
-        <w:t>链接:</w:t>
-      </w:r>
-      <w:hyperlink r:id="rId13">
-        <w:r>
-          <w:rPr>
-            <w:color w:val="0563C1"/>
-            <w:u w:val="single"/>
-          </w:rPr>
-          <w:t>微软发布 Ink Canvas：数字画布承载用户灵感，AI 降低表达门槛</w:t>
-        </w:r>
-      </w:hyperlink>
-    </w:p>
-    <w:p>
-      <w:pPr>
-        <w:pStyle w:val="Heading3"/>
-      </w:pPr>
-      <w:r>
-        <w:rPr>
-          <w:rFonts w:ascii="Times New Roman" w:hAnsi="Times New Roman" w:eastAsia="黑体"/>
-          <w:b w:val="0"/>
-          <w:color w:val="888888"/>
-          <w:sz w:val="24"/>
-        </w:rPr>
-        <w:t>【C级·参考】</w:t>
-      </w:r>
-      <w:r>
-        <w:rPr>
-          <w:rFonts w:ascii="Times New Roman" w:hAnsi="Times New Roman" w:eastAsia="黑体"/>
-          <w:b w:val="0"/>
-          <w:color w:val="888888"/>
-          <w:sz w:val="24"/>
-        </w:rPr>
-        <w:t>爱奇艺 CEO 龚宇：AI 是内容的加分项，不是用来搭建流水线的工具</w:t>
-      </w:r>
-    </w:p>
-    <w:p>
-      <w:r>
-        <w:rPr>
-          <w:rFonts w:ascii="Times New Roman" w:hAnsi="Times New Roman" w:eastAsia="宋体"/>
-          <w:color w:val="888888"/>
-          <w:sz w:val="18"/>
-        </w:rPr>
-        <w:t>来源:IT之家 | 时间:09-24 09:32</w:t>
-      </w:r>
-    </w:p>
-    <w:p>
-      <w:r>
-        <w:rPr>
-          <w:rFonts w:ascii="Times New Roman" w:hAnsi="Times New Roman" w:eastAsia="宋体"/>
-          <w:sz w:val="18"/>
-        </w:rPr>
-        <w:t>链接:</w:t>
-      </w:r>
-      <w:hyperlink r:id="rId14">
-        <w:r>
-          <w:rPr>
-            <w:color w:val="0563C1"/>
-            <w:u w:val="single"/>
-          </w:rPr>
-          <w:t>爱奇艺 CEO 龚宇：AI 是内容的加分项，不是用来搭建流水线的工具</w:t>
-        </w:r>
-      </w:hyperlink>
-    </w:p>
-    <w:p>
-      <w:pPr>
-        <w:pStyle w:val="Heading3"/>
-      </w:pPr>
-      <w:r>
-        <w:rPr>
-          <w:rFonts w:ascii="Times New Roman" w:hAnsi="Times New Roman" w:eastAsia="黑体"/>
-          <w:b w:val="0"/>
-          <w:color w:val="888888"/>
-          <w:sz w:val="24"/>
-        </w:rPr>
-        <w:t>【C级·参考】</w:t>
-      </w:r>
-      <w:r>
-        <w:rPr>
-          <w:rFonts w:ascii="Times New Roman" w:hAnsi="Times New Roman" w:eastAsia="黑体"/>
-          <w:b w:val="0"/>
-          <w:color w:val="888888"/>
-          <w:sz w:val="24"/>
-        </w:rPr>
-        <w:t>双方关系何时破裂？OpenAI 称与苹果的 ChatGPT 合作远不及预期</w:t>
-      </w:r>
-    </w:p>
-    <w:p>
-      <w:r>
-        <w:rPr>
-          <w:rFonts w:ascii="Times New Roman" w:hAnsi="Times New Roman" w:eastAsia="宋体"/>
-          <w:color w:val="888888"/>
-          <w:sz w:val="18"/>
-        </w:rPr>
-        <w:t>来源:IT之家 | 时间:09-24 09:12</w:t>
+        <w:t>来源:Hacker News | 时间:09-24 09:24</w:t>
       </w:r>
     </w:p>
     <w:p>
@@ -403,7 +403,7 @@
             <w:color w:val="0563C1"/>
             <w:u w:val="single"/>
           </w:rPr>
-          <w:t>双方关系何时破裂？OpenAI 称与苹果的 ChatGPT 合作远不及预期</w:t>
+          <w:t>Australia says OpenAI agent hacked into government website</w:t>
         </w:r>
       </w:hyperlink>
     </w:p>
@@ -580,7 +580,7 @@
           <w:color w:val="888888"/>
           <w:sz w:val="24"/>
         </w:rPr>
-        <w:t>Meta发布新一代AI眼镜，引入Muse助手</w:t>
+        <w:t>三年增长超25倍！全球AI眼镜出货量今年将破1千万台，但爆发瓶颈在这里</w:t>
       </w:r>
     </w:p>
     <w:p>
@@ -590,7 +590,7 @@
           <w:color w:val="888888"/>
           <w:sz w:val="18"/>
         </w:rPr>
-        <w:t>来源:Bing新闻 | 时间:09-24 01:31</w:t>
+        <w:t>来源:Bing新闻 | 时间:09-24 01:00</w:t>
       </w:r>
     </w:p>
     <w:p>
@@ -607,7 +607,7 @@
             <w:color w:val="0563C1"/>
             <w:u w:val="single"/>
           </w:rPr>
-          <w:t>Meta发布新一代AI眼镜，引入Muse助手</w:t>
+          <w:t>三年增长超25倍！全球AI眼镜出货量今年将破1千万台，但爆发瓶颈在这里</w:t>
         </w:r>
       </w:hyperlink>
     </w:p>
@@ -631,7 +631,7 @@
           <w:color w:val="888888"/>
           <w:sz w:val="24"/>
         </w:rPr>
-        <w:t>Meta将AI装进眼镜等随身硬件，Muse未来将走向交易抽佣</w:t>
+        <w:t>“具人智能”来了！赵沁平院士：AI终端将不再是手机一统天下 企业：AI眼镜未来三五年将迎“iPhone时刻”</w:t>
       </w:r>
     </w:p>
     <w:p>
@@ -641,7 +641,7 @@
           <w:color w:val="888888"/>
           <w:sz w:val="18"/>
         </w:rPr>
-        <w:t>来源:Bing新闻 | 时间:09-23 22:34</w:t>
+        <w:t>来源:Bing新闻 | 时间:09-23 21:38</w:t>
       </w:r>
     </w:p>
     <w:p>
@@ -658,7 +658,7 @@
             <w:color w:val="0563C1"/>
             <w:u w:val="single"/>
           </w:rPr>
-          <w:t>Meta将AI装进眼镜等随身硬件，Muse未来将走向交易抽佣</w:t>
+          <w:t>“具人智能”来了！赵沁平院士：AI终端将不再是手机一统天下 企业：AI眼镜未来三五年将迎“iPhone时刻”</w:t>
         </w:r>
       </w:hyperlink>
     </w:p>
@@ -682,7 +682,7 @@
           <w:color w:val="888888"/>
           <w:sz w:val="24"/>
         </w:rPr>
-        <w:t>千问AI眼镜十月开售：眼动追踪加持，说句话就能叫到网约车</w:t>
+        <w:t>Meta推出首款无摄像头AI眼镜，10月13日开启预售</w:t>
       </w:r>
     </w:p>
     <w:p>
@@ -692,7 +692,7 @@
           <w:color w:val="888888"/>
           <w:sz w:val="18"/>
         </w:rPr>
-        <w:t>来源:Bing新闻 | 时间:09-23 22:25</w:t>
+        <w:t>来源:Bing新闻 | 时间:09-23 20:49</w:t>
       </w:r>
     </w:p>
     <w:p>
@@ -709,109 +709,7 @@
             <w:color w:val="0563C1"/>
             <w:u w:val="single"/>
           </w:rPr>
-          <w:t>千问AI眼镜十月开售：眼动追踪加持，说句话就能叫到网约车</w:t>
-        </w:r>
-      </w:hyperlink>
-    </w:p>
-    <w:p>
-      <w:pPr>
-        <w:pStyle w:val="Heading3"/>
-      </w:pPr>
-      <w:r>
-        <w:rPr>
-          <w:rFonts w:ascii="Times New Roman" w:hAnsi="Times New Roman" w:eastAsia="黑体"/>
-          <w:b w:val="0"/>
-          <w:color w:val="888888"/>
-          <w:sz w:val="24"/>
-        </w:rPr>
-        <w:t>【C级·参考】</w:t>
-      </w:r>
-      <w:r>
-        <w:rPr>
-          <w:rFonts w:ascii="Times New Roman" w:hAnsi="Times New Roman" w:eastAsia="黑体"/>
-          <w:b w:val="0"/>
-          <w:color w:val="888888"/>
-          <w:sz w:val="24"/>
-        </w:rPr>
-        <w:t>AI眼镜上半年出货量暴涨263%，中国厂商拿下AR细分市场45%</w:t>
-      </w:r>
-    </w:p>
-    <w:p>
-      <w:r>
-        <w:rPr>
-          <w:rFonts w:ascii="Times New Roman" w:hAnsi="Times New Roman" w:eastAsia="宋体"/>
-          <w:color w:val="888888"/>
-          <w:sz w:val="18"/>
-        </w:rPr>
-        <w:t>来源:Bing新闻 | 时间:09-23 21:47</w:t>
-      </w:r>
-    </w:p>
-    <w:p>
-      <w:r>
-        <w:rPr>
-          <w:rFonts w:ascii="Times New Roman" w:hAnsi="Times New Roman" w:eastAsia="宋体"/>
-          <w:sz w:val="18"/>
-        </w:rPr>
-        <w:t>链接:</w:t>
-      </w:r>
-      <w:hyperlink r:id="rId22">
-        <w:r>
-          <w:rPr>
-            <w:color w:val="0563C1"/>
-            <w:u w:val="single"/>
-          </w:rPr>
-          <w:t>AI眼镜上半年出货量暴涨263%，中国厂商拿下AR细分市场45%</w:t>
-        </w:r>
-      </w:hyperlink>
-    </w:p>
-    <w:p>
-      <w:pPr>
-        <w:pStyle w:val="Heading3"/>
-      </w:pPr>
-      <w:r>
-        <w:rPr>
-          <w:rFonts w:ascii="Times New Roman" w:hAnsi="Times New Roman" w:eastAsia="黑体"/>
-          <w:b w:val="0"/>
-          <w:color w:val="888888"/>
-          <w:sz w:val="24"/>
-        </w:rPr>
-        <w:t>【C级·参考】</w:t>
-      </w:r>
-      <w:r>
-        <w:rPr>
-          <w:rFonts w:ascii="Times New Roman" w:hAnsi="Times New Roman" w:eastAsia="黑体"/>
-          <w:b w:val="0"/>
-          <w:color w:val="888888"/>
-          <w:sz w:val="24"/>
-        </w:rPr>
-        <w:t>智动力携手The Blonds登陆纽约时装周，发布首款50克内双目全彩AI眼镜Skynea</w:t>
-      </w:r>
-    </w:p>
-    <w:p>
-      <w:r>
-        <w:rPr>
-          <w:rFonts w:ascii="Times New Roman" w:hAnsi="Times New Roman" w:eastAsia="宋体"/>
-          <w:color w:val="888888"/>
-          <w:sz w:val="18"/>
-        </w:rPr>
-        <w:t>来源:Bing新闻 | 时间:09-23 21:15</w:t>
-      </w:r>
-    </w:p>
-    <w:p>
-      <w:r>
-        <w:rPr>
-          <w:rFonts w:ascii="Times New Roman" w:hAnsi="Times New Roman" w:eastAsia="宋体"/>
-          <w:sz w:val="18"/>
-        </w:rPr>
-        <w:t>链接:</w:t>
-      </w:r>
-      <w:hyperlink r:id="rId23">
-        <w:r>
-          <w:rPr>
-            <w:color w:val="0563C1"/>
-            <w:u w:val="single"/>
-          </w:rPr>
-          <w:t>智动力携手The Blonds登陆纽约时装周，发布首款50克内双目全彩AI眼镜Skynea</w:t>
+          <w:t>Meta推出首款无摄像头AI眼镜，10月13日开启预售</w:t>
         </w:r>
       </w:hyperlink>
     </w:p>
@@ -856,7 +754,7 @@
         </w:rPr>
         <w:t>链接:</w:t>
       </w:r>
-      <w:hyperlink r:id="rId24">
+      <w:hyperlink r:id="rId22">
         <w:r>
           <w:rPr>
             <w:color w:val="0563C1"/>
@@ -886,7 +784,7 @@
           <w:color w:val="888888"/>
           <w:sz w:val="24"/>
         </w:rPr>
-        <w:t>AI设备隐私担忧升温，Meta据悉将推出无摄像头智能眼镜</w:t>
+        <w:t>Meta 眼镜搭载 AI 智能体，新增多项无障碍、相机及导航功能</w:t>
       </w:r>
     </w:p>
     <w:p>
@@ -896,7 +794,7 @@
           <w:color w:val="888888"/>
           <w:sz w:val="18"/>
         </w:rPr>
-        <w:t>来源:Bing新闻 | 时间:09-23 18:42</w:t>
+        <w:t>来源:Bing新闻 | 时间:09-23 19:37</w:t>
       </w:r>
     </w:p>
     <w:p>
@@ -907,13 +805,13 @@
         </w:rPr>
         <w:t>链接:</w:t>
       </w:r>
-      <w:hyperlink r:id="rId25">
+      <w:hyperlink r:id="rId23">
         <w:r>
           <w:rPr>
             <w:color w:val="0563C1"/>
             <w:u w:val="single"/>
           </w:rPr>
-          <w:t>AI设备隐私担忧升温，Meta据悉将推出无摄像头智能眼镜</w:t>
+          <w:t>Meta 眼镜搭载 AI 智能体，新增多项无障碍、相机及导航功能</w:t>
         </w:r>
       </w:hyperlink>
     </w:p>
@@ -937,7 +835,7 @@
           <w:color w:val="888888"/>
           <w:sz w:val="24"/>
         </w:rPr>
-        <w:t>里斯战略咨询：2026年AI眼镜出货量有望破千万，国产品牌需厘清品类定位</w:t>
+        <w:t>AI设备隐私担忧升温 Meta据悉将推出无摄像头智能眼镜</w:t>
       </w:r>
     </w:p>
     <w:p>
@@ -947,7 +845,7 @@
           <w:color w:val="888888"/>
           <w:sz w:val="18"/>
         </w:rPr>
-        <w:t>来源:Bing新闻 | 时间:09-23 13:21</w:t>
+        <w:t>来源:Bing新闻 | 时间:09-23 18:42</w:t>
       </w:r>
     </w:p>
     <w:p>
@@ -958,13 +856,13 @@
         </w:rPr>
         <w:t>链接:</w:t>
       </w:r>
-      <w:hyperlink r:id="rId26">
+      <w:hyperlink r:id="rId24">
         <w:r>
           <w:rPr>
             <w:color w:val="0563C1"/>
             <w:u w:val="single"/>
           </w:rPr>
-          <w:t>里斯战略咨询：2026年AI眼镜出货量有望破千万，国产品牌需厘清品类定位</w:t>
+          <w:t>AI设备隐私担忧升温 Meta据悉将推出无摄像头智能眼镜</w:t>
         </w:r>
       </w:hyperlink>
     </w:p>
@@ -979,6 +877,57 @@
         </w:rPr>
         <w:t>机器人/AI硬件</w:t>
       </w:r>
+    </w:p>
+    <w:p>
+      <w:pPr>
+        <w:pStyle w:val="Heading3"/>
+      </w:pPr>
+      <w:r>
+        <w:rPr>
+          <w:rFonts w:ascii="Times New Roman" w:hAnsi="Times New Roman" w:eastAsia="黑体"/>
+          <w:b w:val="0"/>
+          <w:color w:val="888888"/>
+          <w:sz w:val="24"/>
+        </w:rPr>
+        <w:t>【C级·参考】</w:t>
+      </w:r>
+      <w:r>
+        <w:rPr>
+          <w:rFonts w:ascii="Times New Roman" w:hAnsi="Times New Roman" w:eastAsia="黑体"/>
+          <w:b w:val="0"/>
+          <w:color w:val="888888"/>
+          <w:sz w:val="24"/>
+        </w:rPr>
+        <w:t>京东七鲜大厨专业版首发价 19888 元：含智能烹饪机器人及 15000 元膳食权益</w:t>
+      </w:r>
+    </w:p>
+    <w:p>
+      <w:r>
+        <w:rPr>
+          <w:rFonts w:ascii="Times New Roman" w:hAnsi="Times New Roman" w:eastAsia="宋体"/>
+          <w:color w:val="888888"/>
+          <w:sz w:val="18"/>
+        </w:rPr>
+        <w:t>来源:IT之家 | 时间:09-24 13:29</w:t>
+      </w:r>
+    </w:p>
+    <w:p>
+      <w:r>
+        <w:rPr>
+          <w:rFonts w:ascii="Times New Roman" w:hAnsi="Times New Roman" w:eastAsia="宋体"/>
+          <w:sz w:val="18"/>
+        </w:rPr>
+        <w:t>链接:</w:t>
+      </w:r>
+      <w:hyperlink r:id="rId25">
+        <w:r>
+          <w:rPr>
+            <w:color w:val="0563C1"/>
+            <w:u w:val="single"/>
+          </w:rPr>
+          <w:t>京东七鲜大厨专业版首发价 19888 元：含智能烹饪机器人及 15000 元膳食权益</w:t>
+        </w:r>
+      </w:hyperlink>
     </w:p>
     <w:p>
       <w:pPr>
@@ -1021,7 +970,7 @@
         </w:rPr>
         <w:t>链接:</w:t>
       </w:r>
-      <w:hyperlink r:id="rId27">
+      <w:hyperlink r:id="rId26">
         <w:r>
           <w:rPr>
             <w:color w:val="0563C1"/>
@@ -1072,7 +1021,7 @@
         </w:rPr>
         <w:t>链接:</w:t>
       </w:r>
-      <w:hyperlink r:id="rId28">
+      <w:hyperlink r:id="rId27">
         <w:r>
           <w:rPr>
             <w:color w:val="0563C1"/>
@@ -1123,7 +1072,7 @@
         </w:rPr>
         <w:t>链接:</w:t>
       </w:r>
-      <w:hyperlink r:id="rId29">
+      <w:hyperlink r:id="rId28">
         <w:r>
           <w:rPr>
             <w:color w:val="0563C1"/>
@@ -1186,7 +1135,7 @@
         </w:rPr>
         <w:t>链接:</w:t>
       </w:r>
-      <w:hyperlink r:id="rId30">
+      <w:hyperlink r:id="rId29">
         <w:r>
           <w:rPr>
             <w:color w:val="0563C1"/>
@@ -1224,6 +1173,57 @@
         </w:rPr>
         <w:t>游戏/电竞/平台公司</w:t>
       </w:r>
+    </w:p>
+    <w:p>
+      <w:pPr>
+        <w:pStyle w:val="Heading3"/>
+      </w:pPr>
+      <w:r>
+        <w:rPr>
+          <w:rFonts w:ascii="Times New Roman" w:hAnsi="Times New Roman" w:eastAsia="黑体"/>
+          <w:b w:val="0"/>
+          <w:color w:val="888888"/>
+          <w:sz w:val="24"/>
+        </w:rPr>
+        <w:t>【C级·参考】</w:t>
+      </w:r>
+      <w:r>
+        <w:rPr>
+          <w:rFonts w:ascii="Times New Roman" w:hAnsi="Times New Roman" w:eastAsia="黑体"/>
+          <w:b w:val="0"/>
+          <w:color w:val="888888"/>
+          <w:sz w:val="24"/>
+        </w:rPr>
+        <w:t>游戏《腐烂国度》系列开发方 Undead Labs 转型员工持股工作室并裁员</w:t>
+      </w:r>
+    </w:p>
+    <w:p>
+      <w:r>
+        <w:rPr>
+          <w:rFonts w:ascii="Times New Roman" w:hAnsi="Times New Roman" w:eastAsia="宋体"/>
+          <w:color w:val="888888"/>
+          <w:sz w:val="18"/>
+        </w:rPr>
+        <w:t>来源:IT之家 | 时间:09-24 14:10</w:t>
+      </w:r>
+    </w:p>
+    <w:p>
+      <w:r>
+        <w:rPr>
+          <w:rFonts w:ascii="Times New Roman" w:hAnsi="Times New Roman" w:eastAsia="宋体"/>
+          <w:sz w:val="18"/>
+        </w:rPr>
+        <w:t>链接:</w:t>
+      </w:r>
+      <w:hyperlink r:id="rId30">
+        <w:r>
+          <w:rPr>
+            <w:color w:val="0563C1"/>
+            <w:u w:val="single"/>
+          </w:rPr>
+          <w:t>游戏《腐烂国度》系列开发方 Undead Labs 转型员工持股工作室并裁员</w:t>
+        </w:r>
+      </w:hyperlink>
     </w:p>
     <w:p>
       <w:pPr>
@@ -1671,7 +1671,7 @@
           <w:rFonts w:ascii="Times New Roman" w:hAnsi="Times New Roman" w:eastAsia="宋体"/>
           <w:sz w:val="18"/>
         </w:rPr>
-        <w:t>IT之家(60)、GameLook(14)、HackerNews(3)、Bing新闻(9)</w:t>
+        <w:t>IT之家(60)、GameLook(14)、HackerNews(5)、Bing新闻(9)</w:t>
       </w:r>
     </w:p>
     <w:p>

--- a/briefings/线口监测午报-2026-09-24.docx
+++ b/briefings/线口监测午报-2026-09-24.docx
@@ -22,7 +22,7 @@
           <w:color w:val="888888"/>
           <w:sz w:val="18"/>
         </w:rPr>
-        <w:t>监测窗口:近48小时 | 生成时间:2026-09-24 14:12</w:t>
+        <w:t>监测窗口:近48小时 | 生成时间:2026-09-24 20:41</w:t>
       </w:r>
     </w:p>
     <w:p>
@@ -70,7 +70,7 @@
           <w:color w:val="888888"/>
           <w:sz w:val="24"/>
         </w:rPr>
-        <w:t>阿里达摩院发布食管癌 AI 模型，“不插管”发现早期和癌前病变</w:t>
+        <w:t>新加坡主要金融机构承诺将为超 8 万名本地员工培训 AI 技能，降低潜在就业风险</w:t>
       </w:r>
     </w:p>
     <w:p>
@@ -80,7 +80,7 @@
           <w:color w:val="888888"/>
           <w:sz w:val="18"/>
         </w:rPr>
-        <w:t>来源:IT之家 | 时间:09-24 13:22</w:t>
+        <w:t>来源:IT之家 | 时间:09-24 20:19</w:t>
       </w:r>
     </w:p>
     <w:p>
@@ -97,7 +97,7 @@
             <w:color w:val="0563C1"/>
             <w:u w:val="single"/>
           </w:rPr>
-          <w:t>阿里达摩院发布食管癌 AI 模型，“不插管”发现早期和癌前病变</w:t>
+          <w:t>新加坡主要金融机构承诺将为超 8 万名本地员工培训 AI 技能，降低潜在就业风险</w:t>
         </w:r>
       </w:hyperlink>
     </w:p>
@@ -121,7 +121,7 @@
           <w:color w:val="888888"/>
           <w:sz w:val="24"/>
         </w:rPr>
-        <w:t>月之暗面最强 AI：消息称 Kimi K3.1 下月登场</w:t>
+        <w:t>研究警示：美国 AI 基建投入规模空前，潜藏系统性金融风险</w:t>
       </w:r>
     </w:p>
     <w:p>
@@ -131,7 +131,7 @@
           <w:color w:val="888888"/>
           <w:sz w:val="18"/>
         </w:rPr>
-        <w:t>来源:IT之家 | 时间:09-24 13:16</w:t>
+        <w:t>来源:IT之家 | 时间:09-24 19:26</w:t>
       </w:r>
     </w:p>
     <w:p>
@@ -148,7 +148,7 @@
             <w:color w:val="0563C1"/>
             <w:u w:val="single"/>
           </w:rPr>
-          <w:t>月之暗面最强 AI：消息称 Kimi K3.1 下月登场</w:t>
+          <w:t>研究警示：美国 AI 基建投入规模空前，潜藏系统性金融风险</w:t>
         </w:r>
       </w:hyperlink>
     </w:p>
@@ -172,7 +172,7 @@
           <w:color w:val="888888"/>
           <w:sz w:val="24"/>
         </w:rPr>
-        <w:t>外媒关注中国直播带货，李佳琦称 AI 无法取代真人主播</w:t>
+        <w:t>微软总裁布拉德 · 史密斯支持独立评估 AI 安全，还要确保系统处于人类控制之下</w:t>
       </w:r>
     </w:p>
     <w:p>
@@ -182,7 +182,7 @@
           <w:color w:val="888888"/>
           <w:sz w:val="18"/>
         </w:rPr>
-        <w:t>来源:IT之家 | 时间:09-24 12:47</w:t>
+        <w:t>来源:IT之家 | 时间:09-24 19:26</w:t>
       </w:r>
     </w:p>
     <w:p>
@@ -199,7 +199,7 @@
             <w:color w:val="0563C1"/>
             <w:u w:val="single"/>
           </w:rPr>
-          <w:t>外媒关注中国直播带货，李佳琦称 AI 无法取代真人主播</w:t>
+          <w:t>微软总裁布拉德 · 史密斯支持独立评估 AI 安全，还要确保系统处于人类控制之下</w:t>
         </w:r>
       </w:hyperlink>
     </w:p>
@@ -223,7 +223,7 @@
           <w:color w:val="888888"/>
           <w:sz w:val="24"/>
         </w:rPr>
-        <w:t>2026 骁龙峰会高通高管群访：双旗舰策略、行业首超 5GHz、和小米合作关系、AI 手机未来...</w:t>
+        <w:t>OpenAI 奥尔特曼、 Anthropic 阿莫迪罕见“同台”，呼吁全球合作应对 AI 安全</w:t>
       </w:r>
     </w:p>
     <w:p>
@@ -233,7 +233,7 @@
           <w:color w:val="888888"/>
           <w:sz w:val="18"/>
         </w:rPr>
-        <w:t>来源:IT之家 | 时间:09-24 12:08</w:t>
+        <w:t>来源:IT之家 | 时间:09-24 19:11</w:t>
       </w:r>
     </w:p>
     <w:p>
@@ -250,7 +250,7 @@
             <w:color w:val="0563C1"/>
             <w:u w:val="single"/>
           </w:rPr>
-          <w:t>2026 骁龙峰会高通高管群访：双旗舰策略、行业首超 5GHz、和小米合作关系、AI 手机未来...</w:t>
+          <w:t>OpenAI 奥尔特曼、 Anthropic 阿莫迪罕见“同台”，呼吁全球合作应对 AI 安全</w:t>
         </w:r>
       </w:hyperlink>
     </w:p>
@@ -274,7 +274,7 @@
           <w:color w:val="888888"/>
           <w:sz w:val="24"/>
         </w:rPr>
-        <w:t>华为官宣小艺 Work 上线：首次使用 31 天限时免费享 1000 AI 点</w:t>
+        <w:t>软银豪赌 AI：完成 111 亿美元创纪录债券发行，全力押注 OpenAI</w:t>
       </w:r>
     </w:p>
     <w:p>
@@ -284,7 +284,7 @@
           <w:color w:val="888888"/>
           <w:sz w:val="18"/>
         </w:rPr>
-        <w:t>来源:IT之家 | 时间:09-24 11:45</w:t>
+        <w:t>来源:IT之家 | 时间:09-24 19:06</w:t>
       </w:r>
     </w:p>
     <w:p>
@@ -301,7 +301,7 @@
             <w:color w:val="0563C1"/>
             <w:u w:val="single"/>
           </w:rPr>
-          <w:t>华为官宣小艺 Work 上线：首次使用 31 天限时免费享 1000 AI 点</w:t>
+          <w:t>软银豪赌 AI：完成 111 亿美元创纪录债券发行，全力押注 OpenAI</w:t>
         </w:r>
       </w:hyperlink>
     </w:p>
@@ -325,7 +325,7 @@
           <w:color w:val="888888"/>
           <w:sz w:val="24"/>
         </w:rPr>
-        <w:t>华为 MatePad Air Z 平板配置公布：麒麟 T93SD 处理器、12 英寸 LCD 屏，2799 元起</w:t>
+        <w:t>危机感拉满：通用汽车内部每月比拼 AI 使用率</w:t>
       </w:r>
     </w:p>
     <w:p>
@@ -335,7 +335,7 @@
           <w:color w:val="888888"/>
           <w:sz w:val="18"/>
         </w:rPr>
-        <w:t>来源:IT之家 | 时间:09-24 11:14</w:t>
+        <w:t>来源:IT之家 | 时间:09-24 18:03</w:t>
       </w:r>
     </w:p>
     <w:p>
@@ -352,7 +352,7 @@
             <w:color w:val="0563C1"/>
             <w:u w:val="single"/>
           </w:rPr>
-          <w:t>华为 MatePad Air Z 平板配置公布：麒麟 T93SD 处理器、12 英寸 LCD 屏，2799 元起</w:t>
+          <w:t>危机感拉满：通用汽车内部每月比拼 AI 使用率</w:t>
         </w:r>
       </w:hyperlink>
     </w:p>
@@ -376,7 +376,7 @@
           <w:color w:val="888888"/>
           <w:sz w:val="24"/>
         </w:rPr>
-        <w:t>Australia says OpenAI agent hacked into government website</w:t>
+        <w:t>雷神 STATION 系列 AI 工作站 AI Max+ 395 款预约：128GB + 1TB 到手 25499 元</w:t>
       </w:r>
     </w:p>
     <w:p>
@@ -386,7 +386,7 @@
           <w:color w:val="888888"/>
           <w:sz w:val="18"/>
         </w:rPr>
-        <w:t>来源:Hacker News | 时间:09-24 09:24</w:t>
+        <w:t>来源:IT之家 | 时间:09-24 17:39</w:t>
       </w:r>
     </w:p>
     <w:p>
@@ -403,7 +403,7 @@
             <w:color w:val="0563C1"/>
             <w:u w:val="single"/>
           </w:rPr>
-          <w:t>Australia says OpenAI agent hacked into government website</w:t>
+          <w:t>雷神 STATION 系列 AI 工作站 AI Max+ 395 款预约：128GB + 1TB 到手 25499 元</w:t>
         </w:r>
       </w:hyperlink>
     </w:p>
@@ -427,7 +427,7 @@
           <w:color w:val="888888"/>
           <w:sz w:val="24"/>
         </w:rPr>
-        <w:t>Feds Target AI Critics as "Foreign Agents"</w:t>
+        <w:t>Meta takes down a critical video about meta AI Glasses after filming at Meta</w:t>
       </w:r>
     </w:p>
     <w:p>
@@ -437,7 +437,7 @@
           <w:color w:val="888888"/>
           <w:sz w:val="18"/>
         </w:rPr>
-        <w:t>来源:Hacker News | 时间:09-24 08:41</w:t>
+        <w:t>来源:Hacker News | 时间:09-24 16:23</w:t>
       </w:r>
     </w:p>
     <w:p>
@@ -454,7 +454,7 @@
             <w:color w:val="0563C1"/>
             <w:u w:val="single"/>
           </w:rPr>
-          <w:t>Feds Target AI Critics as "Foreign Agents"</w:t>
+          <w:t>Meta takes down a critical video about meta AI Glasses after filming at Meta</w:t>
         </w:r>
       </w:hyperlink>
     </w:p>
@@ -478,7 +478,7 @@
           <w:color w:val="888888"/>
           <w:sz w:val="24"/>
         </w:rPr>
-        <w:t>Meta 将 Private Processing 机密计算扩展至 AI 眼镜</w:t>
+        <w:t>Early rogue AI agent activity and attempts to hack found on urlquery.net</w:t>
       </w:r>
     </w:p>
     <w:p>
@@ -488,7 +488,7 @@
           <w:color w:val="888888"/>
           <w:sz w:val="18"/>
         </w:rPr>
-        <w:t>来源:Bing新闻 | 时间:09-24 02:35</w:t>
+        <w:t>来源:Hacker News | 时间:09-24 13:21</w:t>
       </w:r>
     </w:p>
     <w:p>
@@ -505,7 +505,415 @@
             <w:color w:val="0563C1"/>
             <w:u w:val="single"/>
           </w:rPr>
-          <w:t>Meta 将 Private Processing 机密计算扩展至 AI 眼镜</w:t>
+          <w:t>Early rogue AI agent activity and attempts to hack found on urlquery.net</w:t>
+        </w:r>
+      </w:hyperlink>
+    </w:p>
+    <w:p>
+      <w:pPr>
+        <w:pStyle w:val="Heading3"/>
+      </w:pPr>
+      <w:r>
+        <w:rPr>
+          <w:rFonts w:ascii="Times New Roman" w:hAnsi="Times New Roman" w:eastAsia="黑体"/>
+          <w:b w:val="0"/>
+          <w:color w:val="888888"/>
+          <w:sz w:val="24"/>
+        </w:rPr>
+        <w:t>【C级·参考】</w:t>
+      </w:r>
+      <w:r>
+        <w:rPr>
+          <w:rFonts w:ascii="Times New Roman" w:hAnsi="Times New Roman" w:eastAsia="黑体"/>
+          <w:b w:val="0"/>
+          <w:color w:val="888888"/>
+          <w:sz w:val="24"/>
+        </w:rPr>
+        <w:t>Meta压轴不是AI眼镜！祖克柏秀“电子宠物”Muse Charm</w:t>
+      </w:r>
+    </w:p>
+    <w:p>
+      <w:r>
+        <w:rPr>
+          <w:rFonts w:ascii="Times New Roman" w:hAnsi="Times New Roman" w:eastAsia="宋体"/>
+          <w:color w:val="888888"/>
+          <w:sz w:val="18"/>
+        </w:rPr>
+        <w:t>来源:Bing新闻 | 时间:09-24 12:42</w:t>
+      </w:r>
+    </w:p>
+    <w:p>
+      <w:r>
+        <w:rPr>
+          <w:rFonts w:ascii="Times New Roman" w:hAnsi="Times New Roman" w:eastAsia="宋体"/>
+          <w:sz w:val="18"/>
+        </w:rPr>
+        <w:t>链接:</w:t>
+      </w:r>
+      <w:hyperlink r:id="rId18">
+        <w:r>
+          <w:rPr>
+            <w:color w:val="0563C1"/>
+            <w:u w:val="single"/>
+          </w:rPr>
+          <w:t>Meta压轴不是AI眼镜！祖克柏秀“电子宠物”Muse Charm</w:t>
+        </w:r>
+      </w:hyperlink>
+    </w:p>
+    <w:p>
+      <w:pPr>
+        <w:pStyle w:val="Heading3"/>
+      </w:pPr>
+      <w:r>
+        <w:rPr>
+          <w:rFonts w:ascii="Times New Roman" w:hAnsi="Times New Roman" w:eastAsia="黑体"/>
+          <w:b w:val="0"/>
+          <w:color w:val="888888"/>
+          <w:sz w:val="24"/>
+        </w:rPr>
+        <w:t>【C级·参考】</w:t>
+      </w:r>
+      <w:r>
+        <w:rPr>
+          <w:rFonts w:ascii="Times New Roman" w:hAnsi="Times New Roman" w:eastAsia="黑体"/>
+          <w:b w:val="0"/>
+          <w:color w:val="888888"/>
+          <w:sz w:val="24"/>
+        </w:rPr>
+        <w:t>乐奇Rokid与老字号红星眼镜携手，上海首家AI眼镜验配一体门店落地</w:t>
+      </w:r>
+    </w:p>
+    <w:p>
+      <w:r>
+        <w:rPr>
+          <w:rFonts w:ascii="Times New Roman" w:hAnsi="Times New Roman" w:eastAsia="宋体"/>
+          <w:color w:val="888888"/>
+          <w:sz w:val="18"/>
+        </w:rPr>
+        <w:t>来源:Bing新闻 | 时间:09-24 12:22</w:t>
+      </w:r>
+    </w:p>
+    <w:p>
+      <w:r>
+        <w:rPr>
+          <w:rFonts w:ascii="Times New Roman" w:hAnsi="Times New Roman" w:eastAsia="宋体"/>
+          <w:sz w:val="18"/>
+        </w:rPr>
+        <w:t>链接:</w:t>
+      </w:r>
+      <w:hyperlink r:id="rId19">
+        <w:r>
+          <w:rPr>
+            <w:color w:val="0563C1"/>
+            <w:u w:val="single"/>
+          </w:rPr>
+          <w:t>乐奇Rokid与老字号红星眼镜携手，上海首家AI眼镜验配一体门店落地</w:t>
+        </w:r>
+      </w:hyperlink>
+    </w:p>
+    <w:p>
+      <w:pPr>
+        <w:pStyle w:val="Heading3"/>
+      </w:pPr>
+      <w:r>
+        <w:rPr>
+          <w:rFonts w:ascii="Times New Roman" w:hAnsi="Times New Roman" w:eastAsia="黑体"/>
+          <w:b w:val="0"/>
+          <w:color w:val="888888"/>
+          <w:sz w:val="24"/>
+        </w:rPr>
+        <w:t>【C级·参考】</w:t>
+      </w:r>
+      <w:r>
+        <w:rPr>
+          <w:rFonts w:ascii="Times New Roman" w:hAnsi="Times New Roman" w:eastAsia="黑体"/>
+          <w:b w:val="0"/>
+          <w:color w:val="888888"/>
+          <w:sz w:val="24"/>
+        </w:rPr>
+        <w:t>OpenAI agent hacked Australian government website, PM says</w:t>
+      </w:r>
+    </w:p>
+    <w:p>
+      <w:r>
+        <w:rPr>
+          <w:rFonts w:ascii="Times New Roman" w:hAnsi="Times New Roman" w:eastAsia="宋体"/>
+          <w:color w:val="888888"/>
+          <w:sz w:val="18"/>
+        </w:rPr>
+        <w:t>来源:Hacker News | 时间:09-24 10:44</w:t>
+      </w:r>
+    </w:p>
+    <w:p>
+      <w:r>
+        <w:rPr>
+          <w:rFonts w:ascii="Times New Roman" w:hAnsi="Times New Roman" w:eastAsia="宋体"/>
+          <w:sz w:val="18"/>
+        </w:rPr>
+        <w:t>链接:</w:t>
+      </w:r>
+      <w:hyperlink r:id="rId20">
+        <w:r>
+          <w:rPr>
+            <w:color w:val="0563C1"/>
+            <w:u w:val="single"/>
+          </w:rPr>
+          <w:t>OpenAI agent hacked Australian government website, PM says</w:t>
+        </w:r>
+      </w:hyperlink>
+    </w:p>
+    <w:p>
+      <w:pPr>
+        <w:pStyle w:val="Heading3"/>
+      </w:pPr>
+      <w:r>
+        <w:rPr>
+          <w:rFonts w:ascii="Times New Roman" w:hAnsi="Times New Roman" w:eastAsia="黑体"/>
+          <w:b w:val="0"/>
+          <w:color w:val="888888"/>
+          <w:sz w:val="24"/>
+        </w:rPr>
+        <w:t>【C级·参考】</w:t>
+      </w:r>
+      <w:r>
+        <w:rPr>
+          <w:rFonts w:ascii="Times New Roman" w:hAnsi="Times New Roman" w:eastAsia="黑体"/>
+          <w:b w:val="0"/>
+          <w:color w:val="888888"/>
+          <w:sz w:val="24"/>
+        </w:rPr>
+        <w:t>三年增长超25倍！全球AI眼镜出货量今年将破1千万台，但爆发瓶颈在这里</w:t>
+      </w:r>
+    </w:p>
+    <w:p>
+      <w:r>
+        <w:rPr>
+          <w:rFonts w:ascii="Times New Roman" w:hAnsi="Times New Roman" w:eastAsia="宋体"/>
+          <w:color w:val="888888"/>
+          <w:sz w:val="18"/>
+        </w:rPr>
+        <w:t>来源:Bing新闻 | 时间:09-24 07:05</w:t>
+      </w:r>
+    </w:p>
+    <w:p>
+      <w:r>
+        <w:rPr>
+          <w:rFonts w:ascii="Times New Roman" w:hAnsi="Times New Roman" w:eastAsia="宋体"/>
+          <w:sz w:val="18"/>
+        </w:rPr>
+        <w:t>链接:</w:t>
+      </w:r>
+      <w:hyperlink r:id="rId21">
+        <w:r>
+          <w:rPr>
+            <w:color w:val="0563C1"/>
+            <w:u w:val="single"/>
+          </w:rPr>
+          <w:t>三年增长超25倍！全球AI眼镜出货量今年将破1千万台，但爆发瓶颈在这里</w:t>
+        </w:r>
+      </w:hyperlink>
+    </w:p>
+    <w:p>
+      <w:pPr>
+        <w:pStyle w:val="Heading3"/>
+      </w:pPr>
+      <w:r>
+        <w:rPr>
+          <w:rFonts w:ascii="Times New Roman" w:hAnsi="Times New Roman" w:eastAsia="黑体"/>
+          <w:b w:val="0"/>
+          <w:color w:val="888888"/>
+          <w:sz w:val="24"/>
+        </w:rPr>
+        <w:t>【C级·参考】</w:t>
+      </w:r>
+      <w:r>
+        <w:rPr>
+          <w:rFonts w:ascii="Times New Roman" w:hAnsi="Times New Roman" w:eastAsia="黑体"/>
+          <w:b w:val="0"/>
+          <w:color w:val="888888"/>
+          <w:sz w:val="24"/>
+        </w:rPr>
+        <w:t>谁的黄金周急需一副AI眼镜？</w:t>
+      </w:r>
+    </w:p>
+    <w:p>
+      <w:r>
+        <w:rPr>
+          <w:rFonts w:ascii="Times New Roman" w:hAnsi="Times New Roman" w:eastAsia="宋体"/>
+          <w:color w:val="888888"/>
+          <w:sz w:val="18"/>
+        </w:rPr>
+        <w:t>来源:Bing新闻 | 时间:09-24 05:29</w:t>
+      </w:r>
+    </w:p>
+    <w:p>
+      <w:r>
+        <w:rPr>
+          <w:rFonts w:ascii="Times New Roman" w:hAnsi="Times New Roman" w:eastAsia="宋体"/>
+          <w:sz w:val="18"/>
+        </w:rPr>
+        <w:t>链接:</w:t>
+      </w:r>
+      <w:hyperlink r:id="rId22">
+        <w:r>
+          <w:rPr>
+            <w:color w:val="0563C1"/>
+            <w:u w:val="single"/>
+          </w:rPr>
+          <w:t>谁的黄金周急需一副AI眼镜？</w:t>
+        </w:r>
+      </w:hyperlink>
+    </w:p>
+    <w:p>
+      <w:pPr>
+        <w:pStyle w:val="Heading3"/>
+      </w:pPr>
+      <w:r>
+        <w:rPr>
+          <w:rFonts w:ascii="Times New Roman" w:hAnsi="Times New Roman" w:eastAsia="黑体"/>
+          <w:b w:val="0"/>
+          <w:color w:val="888888"/>
+          <w:sz w:val="24"/>
+        </w:rPr>
+        <w:t>【C级·参考】</w:t>
+      </w:r>
+      <w:r>
+        <w:rPr>
+          <w:rFonts w:ascii="Times New Roman" w:hAnsi="Times New Roman" w:eastAsia="黑体"/>
+          <w:b w:val="0"/>
+          <w:color w:val="888888"/>
+          <w:sz w:val="24"/>
+        </w:rPr>
+        <w:t>乐奇Rokid×红星眼镜，上海首家AI眼镜验配一体门店落地，开启体验式消费时代</w:t>
+      </w:r>
+    </w:p>
+    <w:p>
+      <w:r>
+        <w:rPr>
+          <w:rFonts w:ascii="Times New Roman" w:hAnsi="Times New Roman" w:eastAsia="宋体"/>
+          <w:color w:val="888888"/>
+          <w:sz w:val="18"/>
+        </w:rPr>
+        <w:t>来源:Bing新闻 | 时间:09-24 04:43</w:t>
+      </w:r>
+    </w:p>
+    <w:p>
+      <w:r>
+        <w:rPr>
+          <w:rFonts w:ascii="Times New Roman" w:hAnsi="Times New Roman" w:eastAsia="宋体"/>
+          <w:sz w:val="18"/>
+        </w:rPr>
+        <w:t>链接:</w:t>
+      </w:r>
+      <w:hyperlink r:id="rId23">
+        <w:r>
+          <w:rPr>
+            <w:color w:val="0563C1"/>
+            <w:u w:val="single"/>
+          </w:rPr>
+          <w:t>乐奇Rokid×红星眼镜，上海首家AI眼镜验配一体门店落地，开启体验式消费时代</w:t>
+        </w:r>
+      </w:hyperlink>
+    </w:p>
+    <w:p>
+      <w:pPr>
+        <w:pStyle w:val="Heading3"/>
+      </w:pPr>
+      <w:r>
+        <w:rPr>
+          <w:rFonts w:ascii="Times New Roman" w:hAnsi="Times New Roman" w:eastAsia="黑体"/>
+          <w:b w:val="0"/>
+          <w:color w:val="888888"/>
+          <w:sz w:val="24"/>
+        </w:rPr>
+        <w:t>【C级·参考】</w:t>
+      </w:r>
+      <w:r>
+        <w:rPr>
+          <w:rFonts w:ascii="Times New Roman" w:hAnsi="Times New Roman" w:eastAsia="黑体"/>
+          <w:b w:val="0"/>
+          <w:color w:val="888888"/>
+          <w:sz w:val="24"/>
+        </w:rPr>
+        <w:t>Meta Connect发布多款AI硬件，Muse智能助手深度集成眼镜 ｜#AI资讯# #Meta# #智能硬件#</w:t>
+      </w:r>
+    </w:p>
+    <w:p>
+      <w:r>
+        <w:rPr>
+          <w:rFonts w:ascii="Times New Roman" w:hAnsi="Times New Roman" w:eastAsia="宋体"/>
+          <w:color w:val="888888"/>
+          <w:sz w:val="18"/>
+        </w:rPr>
+        <w:t>来源:Bing新闻 | 时间:09-24 02:08</w:t>
+      </w:r>
+    </w:p>
+    <w:p>
+      <w:r>
+        <w:rPr>
+          <w:rFonts w:ascii="Times New Roman" w:hAnsi="Times New Roman" w:eastAsia="宋体"/>
+          <w:sz w:val="18"/>
+        </w:rPr>
+        <w:t>链接:</w:t>
+      </w:r>
+      <w:hyperlink r:id="rId24">
+        <w:r>
+          <w:rPr>
+            <w:color w:val="0563C1"/>
+            <w:u w:val="single"/>
+          </w:rPr>
+          <w:t>Meta Connect发布多款AI硬件，Muse智能助手深度集成眼镜 ｜#AI资讯# #Meta# #智能硬件#</w:t>
+        </w:r>
+      </w:hyperlink>
+    </w:p>
+    <w:p>
+      <w:pPr>
+        <w:pStyle w:val="Heading3"/>
+      </w:pPr>
+      <w:r>
+        <w:rPr>
+          <w:rFonts w:ascii="Times New Roman" w:hAnsi="Times New Roman" w:eastAsia="黑体"/>
+          <w:b w:val="0"/>
+          <w:color w:val="888888"/>
+          <w:sz w:val="24"/>
+        </w:rPr>
+        <w:t>【C级·参考】</w:t>
+      </w:r>
+      <w:r>
+        <w:rPr>
+          <w:rFonts w:ascii="Times New Roman" w:hAnsi="Times New Roman" w:eastAsia="黑体"/>
+          <w:b w:val="0"/>
+          <w:color w:val="888888"/>
+          <w:sz w:val="24"/>
+        </w:rPr>
+        <w:t>Meta(META.US)全力押注Muse AI智能体 借VR眼镜、只能眼镜与Charm构建全场景入口</w:t>
+      </w:r>
+    </w:p>
+    <w:p>
+      <w:r>
+        <w:rPr>
+          <w:rFonts w:ascii="Times New Roman" w:hAnsi="Times New Roman" w:eastAsia="宋体"/>
+          <w:color w:val="888888"/>
+          <w:sz w:val="18"/>
+        </w:rPr>
+        <w:t>来源:Bing新闻 | 时间:09-24 02:06</w:t>
+      </w:r>
+    </w:p>
+    <w:p>
+      <w:r>
+        <w:rPr>
+          <w:rFonts w:ascii="Times New Roman" w:hAnsi="Times New Roman" w:eastAsia="宋体"/>
+          <w:sz w:val="18"/>
+        </w:rPr>
+        <w:t>链接:</w:t>
+      </w:r>
+      <w:hyperlink r:id="rId25">
+        <w:r>
+          <w:rPr>
+            <w:color w:val="0563C1"/>
+            <w:u w:val="single"/>
+          </w:rPr>
+          <w:t>Meta(META.US)全力押注Muse AI智能体 借VR眼镜、只能眼镜与Charm构建全场景入口</w:t>
         </w:r>
       </w:hyperlink>
     </w:p>
@@ -550,7 +958,7 @@
         </w:rPr>
         <w:t>链接:</w:t>
       </w:r>
-      <w:hyperlink r:id="rId18">
+      <w:hyperlink r:id="rId26">
         <w:r>
           <w:rPr>
             <w:color w:val="0563C1"/>
@@ -580,7 +988,7 @@
           <w:color w:val="888888"/>
           <w:sz w:val="24"/>
         </w:rPr>
-        <w:t>三年增长超25倍！全球AI眼镜出货量今年将破1千万台，但爆发瓶颈在这里</w:t>
+        <w:t>Meta Connect 发布会：Muse 全面接入 AI 眼镜，小扎要让数十亿人用上超级智能</w:t>
       </w:r>
     </w:p>
     <w:p>
@@ -590,7 +998,7 @@
           <w:color w:val="888888"/>
           <w:sz w:val="18"/>
         </w:rPr>
-        <w:t>来源:Bing新闻 | 时间:09-24 01:00</w:t>
+        <w:t>来源:Bing新闻 | 时间:09-24 01:47</w:t>
       </w:r>
     </w:p>
     <w:p>
@@ -601,13 +1009,13 @@
         </w:rPr>
         <w:t>链接:</w:t>
       </w:r>
-      <w:hyperlink r:id="rId19">
+      <w:hyperlink r:id="rId27">
         <w:r>
           <w:rPr>
             <w:color w:val="0563C1"/>
             <w:u w:val="single"/>
           </w:rPr>
-          <w:t>三年增长超25倍！全球AI眼镜出货量今年将破1千万台，但爆发瓶颈在这里</w:t>
+          <w:t>Meta Connect 发布会：Muse 全面接入 AI 眼镜，小扎要让数十亿人用上超级智能</w:t>
         </w:r>
       </w:hyperlink>
     </w:p>
@@ -631,7 +1039,7 @@
           <w:color w:val="888888"/>
           <w:sz w:val="24"/>
         </w:rPr>
-        <w:t>“具人智能”来了！赵沁平院士：AI终端将不再是手机一统天下 企业：AI眼镜未来三五年将迎“iPhone时刻”</w:t>
+        <w:t>AI 眼镜离线也能识图问答：高通携手 PrismML 发布 1-bit Bonsai，内存占用降至 1/4</w:t>
       </w:r>
     </w:p>
     <w:p>
@@ -641,7 +1049,7 @@
           <w:color w:val="888888"/>
           <w:sz w:val="18"/>
         </w:rPr>
-        <w:t>来源:Bing新闻 | 时间:09-23 21:38</w:t>
+        <w:t>来源:Bing新闻 | 时间:09-24 01:34</w:t>
       </w:r>
     </w:p>
     <w:p>
@@ -652,13 +1060,13 @@
         </w:rPr>
         <w:t>链接:</w:t>
       </w:r>
-      <w:hyperlink r:id="rId20">
+      <w:hyperlink r:id="rId28">
         <w:r>
           <w:rPr>
             <w:color w:val="0563C1"/>
             <w:u w:val="single"/>
           </w:rPr>
-          <w:t>“具人智能”来了！赵沁平院士：AI终端将不再是手机一统天下 企业：AI眼镜未来三五年将迎“iPhone时刻”</w:t>
+          <w:t>AI 眼镜离线也能识图问答：高通携手 PrismML 发布 1-bit Bonsai，内存占用降至 1/4</w:t>
         </w:r>
       </w:hyperlink>
     </w:p>
@@ -682,7 +1090,7 @@
           <w:color w:val="888888"/>
           <w:sz w:val="24"/>
         </w:rPr>
-        <w:t>Meta推出首款无摄像头AI眼镜，10月13日开启预售</w:t>
+        <w:t>里斯战略咨询发布报告：全球AI眼镜2026年有望突破1000万台</w:t>
       </w:r>
     </w:p>
     <w:p>
@@ -692,7 +1100,7 @@
           <w:color w:val="888888"/>
           <w:sz w:val="18"/>
         </w:rPr>
-        <w:t>来源:Bing新闻 | 时间:09-23 20:49</w:t>
+        <w:t>来源:Bing新闻 | 时间:09-24 01:00</w:t>
       </w:r>
     </w:p>
     <w:p>
@@ -703,13 +1111,13 @@
         </w:rPr>
         <w:t>链接:</w:t>
       </w:r>
-      <w:hyperlink r:id="rId21">
+      <w:hyperlink r:id="rId29">
         <w:r>
           <w:rPr>
             <w:color w:val="0563C1"/>
             <w:u w:val="single"/>
           </w:rPr>
-          <w:t>Meta推出首款无摄像头AI眼镜，10月13日开启预售</w:t>
+          <w:t>里斯战略咨询发布报告：全球AI眼镜2026年有望突破1000万台</w:t>
         </w:r>
       </w:hyperlink>
     </w:p>
@@ -733,7 +1141,7 @@
           <w:color w:val="888888"/>
           <w:sz w:val="24"/>
         </w:rPr>
-        <w:t>多款新品齐发！2026 Meta Ray-Ban AI 眼镜全面进化</w:t>
+        <w:t>大黑马《Wardogs》数据复盘：Steam首发成绩超越”Arc Raider、绝地潜兵2″</w:t>
       </w:r>
     </w:p>
     <w:p>
@@ -743,7 +1151,7 @@
           <w:color w:val="888888"/>
           <w:sz w:val="18"/>
         </w:rPr>
-        <w:t>来源:Bing新闻 | 时间:09-23 20:48</w:t>
+        <w:t>来源:GameLook | 时间:09-23 12:49</w:t>
       </w:r>
     </w:p>
     <w:p>
@@ -754,115 +1162,13 @@
         </w:rPr>
         <w:t>链接:</w:t>
       </w:r>
-      <w:hyperlink r:id="rId22">
+      <w:hyperlink r:id="rId30">
         <w:r>
           <w:rPr>
             <w:color w:val="0563C1"/>
             <w:u w:val="single"/>
           </w:rPr>
-          <w:t>多款新品齐发！2026 Meta Ray-Ban AI 眼镜全面进化</w:t>
-        </w:r>
-      </w:hyperlink>
-    </w:p>
-    <w:p>
-      <w:pPr>
-        <w:pStyle w:val="Heading3"/>
-      </w:pPr>
-      <w:r>
-        <w:rPr>
-          <w:rFonts w:ascii="Times New Roman" w:hAnsi="Times New Roman" w:eastAsia="黑体"/>
-          <w:b w:val="0"/>
-          <w:color w:val="888888"/>
-          <w:sz w:val="24"/>
-        </w:rPr>
-        <w:t>【C级·参考】</w:t>
-      </w:r>
-      <w:r>
-        <w:rPr>
-          <w:rFonts w:ascii="Times New Roman" w:hAnsi="Times New Roman" w:eastAsia="黑体"/>
-          <w:b w:val="0"/>
-          <w:color w:val="888888"/>
-          <w:sz w:val="24"/>
-        </w:rPr>
-        <w:t>Meta 眼镜搭载 AI 智能体，新增多项无障碍、相机及导航功能</w:t>
-      </w:r>
-    </w:p>
-    <w:p>
-      <w:r>
-        <w:rPr>
-          <w:rFonts w:ascii="Times New Roman" w:hAnsi="Times New Roman" w:eastAsia="宋体"/>
-          <w:color w:val="888888"/>
-          <w:sz w:val="18"/>
-        </w:rPr>
-        <w:t>来源:Bing新闻 | 时间:09-23 19:37</w:t>
-      </w:r>
-    </w:p>
-    <w:p>
-      <w:r>
-        <w:rPr>
-          <w:rFonts w:ascii="Times New Roman" w:hAnsi="Times New Roman" w:eastAsia="宋体"/>
-          <w:sz w:val="18"/>
-        </w:rPr>
-        <w:t>链接:</w:t>
-      </w:r>
-      <w:hyperlink r:id="rId23">
-        <w:r>
-          <w:rPr>
-            <w:color w:val="0563C1"/>
-            <w:u w:val="single"/>
-          </w:rPr>
-          <w:t>Meta 眼镜搭载 AI 智能体，新增多项无障碍、相机及导航功能</w:t>
-        </w:r>
-      </w:hyperlink>
-    </w:p>
-    <w:p>
-      <w:pPr>
-        <w:pStyle w:val="Heading3"/>
-      </w:pPr>
-      <w:r>
-        <w:rPr>
-          <w:rFonts w:ascii="Times New Roman" w:hAnsi="Times New Roman" w:eastAsia="黑体"/>
-          <w:b w:val="0"/>
-          <w:color w:val="888888"/>
-          <w:sz w:val="24"/>
-        </w:rPr>
-        <w:t>【C级·参考】</w:t>
-      </w:r>
-      <w:r>
-        <w:rPr>
-          <w:rFonts w:ascii="Times New Roman" w:hAnsi="Times New Roman" w:eastAsia="黑体"/>
-          <w:b w:val="0"/>
-          <w:color w:val="888888"/>
-          <w:sz w:val="24"/>
-        </w:rPr>
-        <w:t>AI设备隐私担忧升温 Meta据悉将推出无摄像头智能眼镜</w:t>
-      </w:r>
-    </w:p>
-    <w:p>
-      <w:r>
-        <w:rPr>
-          <w:rFonts w:ascii="Times New Roman" w:hAnsi="Times New Roman" w:eastAsia="宋体"/>
-          <w:color w:val="888888"/>
-          <w:sz w:val="18"/>
-        </w:rPr>
-        <w:t>来源:Bing新闻 | 时间:09-23 18:42</w:t>
-      </w:r>
-    </w:p>
-    <w:p>
-      <w:r>
-        <w:rPr>
-          <w:rFonts w:ascii="Times New Roman" w:hAnsi="Times New Roman" w:eastAsia="宋体"/>
-          <w:sz w:val="18"/>
-        </w:rPr>
-        <w:t>链接:</w:t>
-      </w:r>
-      <w:hyperlink r:id="rId24">
-        <w:r>
-          <w:rPr>
-            <w:color w:val="0563C1"/>
-            <w:u w:val="single"/>
-          </w:rPr>
-          <w:t>AI设备隐私担忧升温 Meta据悉将推出无摄像头智能眼镜</w:t>
+          <w:t>大黑马《Wardogs》数据复盘：Steam首发成绩超越”Arc Raider、绝地潜兵2″</w:t>
         </w:r>
       </w:hyperlink>
     </w:p>
@@ -898,7 +1204,7 @@
           <w:color w:val="888888"/>
           <w:sz w:val="24"/>
         </w:rPr>
-        <w:t>京东七鲜大厨专业版首发价 19888 元：含智能烹饪机器人及 15000 元膳食权益</w:t>
+        <w:t>超 300 台机器人陪你玩：全球首个大规模具身智能主题乐园今日开园</w:t>
       </w:r>
     </w:p>
     <w:p>
@@ -908,7 +1214,7 @@
           <w:color w:val="888888"/>
           <w:sz w:val="18"/>
         </w:rPr>
-        <w:t>来源:IT之家 | 时间:09-24 13:29</w:t>
+        <w:t>来源:IT之家 | 时间:09-24 18:08</w:t>
       </w:r>
     </w:p>
     <w:p>
@@ -919,13 +1225,13 @@
         </w:rPr>
         <w:t>链接:</w:t>
       </w:r>
-      <w:hyperlink r:id="rId25">
+      <w:hyperlink r:id="rId31">
         <w:r>
           <w:rPr>
             <w:color w:val="0563C1"/>
             <w:u w:val="single"/>
           </w:rPr>
-          <w:t>京东七鲜大厨专业版首发价 19888 元：含智能烹饪机器人及 15000 元膳食权益</w:t>
+          <w:t>超 300 台机器人陪你玩：全球首个大规模具身智能主题乐园今日开园</w:t>
         </w:r>
       </w:hyperlink>
     </w:p>
@@ -949,7 +1255,7 @@
           <w:color w:val="888888"/>
           <w:sz w:val="24"/>
         </w:rPr>
-        <w:t>刷新全球量产纪录：智元第 20000 台具身智能机器人今日下线</w:t>
+        <w:t>Counterpoint 数据：四足机器人 2026H1 全球出货约 3.5 万台，达 2025 全年 3/4</w:t>
       </w:r>
     </w:p>
     <w:p>
@@ -959,7 +1265,7 @@
           <w:color w:val="888888"/>
           <w:sz w:val="18"/>
         </w:rPr>
-        <w:t>来源:IT之家 | 时间:09-24 12:37</w:t>
+        <w:t>来源:IT之家 | 时间:09-24 17:57</w:t>
       </w:r>
     </w:p>
     <w:p>
@@ -970,115 +1276,13 @@
         </w:rPr>
         <w:t>链接:</w:t>
       </w:r>
-      <w:hyperlink r:id="rId26">
+      <w:hyperlink r:id="rId32">
         <w:r>
           <w:rPr>
             <w:color w:val="0563C1"/>
             <w:u w:val="single"/>
           </w:rPr>
-          <w:t>刷新全球量产纪录：智元第 20000 台具身智能机器人今日下线</w:t>
-        </w:r>
-      </w:hyperlink>
-    </w:p>
-    <w:p>
-      <w:pPr>
-        <w:pStyle w:val="Heading3"/>
-      </w:pPr>
-      <w:r>
-        <w:rPr>
-          <w:rFonts w:ascii="Times New Roman" w:hAnsi="Times New Roman" w:eastAsia="黑体"/>
-          <w:b w:val="0"/>
-          <w:color w:val="888888"/>
-          <w:sz w:val="24"/>
-        </w:rPr>
-        <w:t>【C级·参考】</w:t>
-      </w:r>
-      <w:r>
-        <w:rPr>
-          <w:rFonts w:ascii="Times New Roman" w:hAnsi="Times New Roman" w:eastAsia="黑体"/>
-          <w:b w:val="0"/>
-          <w:color w:val="888888"/>
-          <w:sz w:val="24"/>
-        </w:rPr>
-        <w:t>终结者成真：众擎 T800 人形机器人首次参与人类格斗赛，一脚踹倒拳击手</w:t>
-      </w:r>
-    </w:p>
-    <w:p>
-      <w:r>
-        <w:rPr>
-          <w:rFonts w:ascii="Times New Roman" w:hAnsi="Times New Roman" w:eastAsia="宋体"/>
-          <w:color w:val="888888"/>
-          <w:sz w:val="18"/>
-        </w:rPr>
-        <w:t>来源:IT之家 | 时间:09-24 10:43</w:t>
-      </w:r>
-    </w:p>
-    <w:p>
-      <w:r>
-        <w:rPr>
-          <w:rFonts w:ascii="Times New Roman" w:hAnsi="Times New Roman" w:eastAsia="宋体"/>
-          <w:sz w:val="18"/>
-        </w:rPr>
-        <w:t>链接:</w:t>
-      </w:r>
-      <w:hyperlink r:id="rId27">
-        <w:r>
-          <w:rPr>
-            <w:color w:val="0563C1"/>
-            <w:u w:val="single"/>
-          </w:rPr>
-          <w:t>终结者成真：众擎 T800 人形机器人首次参与人类格斗赛，一脚踹倒拳击手</w:t>
-        </w:r>
-      </w:hyperlink>
-    </w:p>
-    <w:p>
-      <w:pPr>
-        <w:pStyle w:val="Heading3"/>
-      </w:pPr>
-      <w:r>
-        <w:rPr>
-          <w:rFonts w:ascii="Times New Roman" w:hAnsi="Times New Roman" w:eastAsia="黑体"/>
-          <w:b w:val="0"/>
-          <w:color w:val="888888"/>
-          <w:sz w:val="24"/>
-        </w:rPr>
-        <w:t>【C级·参考】</w:t>
-      </w:r>
-      <w:r>
-        <w:rPr>
-          <w:rFonts w:ascii="Times New Roman" w:hAnsi="Times New Roman" w:eastAsia="黑体"/>
-          <w:b w:val="0"/>
-          <w:color w:val="888888"/>
-          <w:sz w:val="24"/>
-        </w:rPr>
-        <w:t>高通加码物理人工智能，拟收购机器人软件企业 PickNik Robotics</w:t>
-      </w:r>
-    </w:p>
-    <w:p>
-      <w:r>
-        <w:rPr>
-          <w:rFonts w:ascii="Times New Roman" w:hAnsi="Times New Roman" w:eastAsia="宋体"/>
-          <w:color w:val="888888"/>
-          <w:sz w:val="18"/>
-        </w:rPr>
-        <w:t>来源:IT之家 | 时间:09-24 10:41</w:t>
-      </w:r>
-    </w:p>
-    <w:p>
-      <w:r>
-        <w:rPr>
-          <w:rFonts w:ascii="Times New Roman" w:hAnsi="Times New Roman" w:eastAsia="宋体"/>
-          <w:sz w:val="18"/>
-        </w:rPr>
-        <w:t>链接:</w:t>
-      </w:r>
-      <w:hyperlink r:id="rId28">
-        <w:r>
-          <w:rPr>
-            <w:color w:val="0563C1"/>
-            <w:u w:val="single"/>
-          </w:rPr>
-          <w:t>高通加码物理人工智能，拟收购机器人软件企业 PickNik Robotics</w:t>
+          <w:t>Counterpoint 数据：四足机器人 2026H1 全球出货约 3.5 万台，达 2025 全年 3/4</w:t>
         </w:r>
       </w:hyperlink>
     </w:p>
@@ -1095,55 +1299,9 @@
       </w:r>
     </w:p>
     <w:p>
-      <w:pPr>
-        <w:pStyle w:val="Heading3"/>
-      </w:pPr>
       <w:r>
-        <w:rPr>
-          <w:rFonts w:ascii="Times New Roman" w:hAnsi="Times New Roman" w:eastAsia="黑体"/>
-          <w:b w:val="0"/>
-          <w:color w:val="888888"/>
-          <w:sz w:val="24"/>
-        </w:rPr>
-        <w:t>【C级·参考】</w:t>
+        <w:t>本线口暂无重要更新</w:t>
       </w:r>
-      <w:r>
-        <w:rPr>
-          <w:rFonts w:ascii="Times New Roman" w:hAnsi="Times New Roman" w:eastAsia="黑体"/>
-          <w:b w:val="0"/>
-          <w:color w:val="888888"/>
-          <w:sz w:val="24"/>
-        </w:rPr>
-        <w:t>全新红旗 H9 开启预订：华为乾崑智驾 ADS 5 高阶版，纵置 2.0T 混动专用发动机 + 全球首创纵置双档混动电驱</w:t>
-      </w:r>
-    </w:p>
-    <w:p>
-      <w:r>
-        <w:rPr>
-          <w:rFonts w:ascii="Times New Roman" w:hAnsi="Times New Roman" w:eastAsia="宋体"/>
-          <w:color w:val="888888"/>
-          <w:sz w:val="18"/>
-        </w:rPr>
-        <w:t>来源:IT之家 | 时间:09-24 11:22</w:t>
-      </w:r>
-    </w:p>
-    <w:p>
-      <w:r>
-        <w:rPr>
-          <w:rFonts w:ascii="Times New Roman" w:hAnsi="Times New Roman" w:eastAsia="宋体"/>
-          <w:sz w:val="18"/>
-        </w:rPr>
-        <w:t>链接:</w:t>
-      </w:r>
-      <w:hyperlink r:id="rId29">
-        <w:r>
-          <w:rPr>
-            <w:color w:val="0563C1"/>
-            <w:u w:val="single"/>
-          </w:rPr>
-          <w:t>全新红旗 H9 开启预订：华为乾崑智驾 ADS 5 高阶版，纵置 2.0T 混动专用发动机 + 全球首创纵置双档混动电驱</w:t>
-        </w:r>
-      </w:hyperlink>
     </w:p>
     <w:p>
       <w:pPr>
@@ -1194,7 +1352,7 @@
           <w:color w:val="888888"/>
           <w:sz w:val="24"/>
         </w:rPr>
-        <w:t>游戏《腐烂国度》系列开发方 Undead Labs 转型员工持股工作室并裁员</w:t>
+        <w:t>《永劫无间》中国队全胜夺金，斩获 2026 亚运会首枚电竞金牌</w:t>
       </w:r>
     </w:p>
     <w:p>
@@ -1204,7 +1362,7 @@
           <w:color w:val="888888"/>
           <w:sz w:val="18"/>
         </w:rPr>
-        <w:t>来源:IT之家 | 时间:09-24 14:10</w:t>
+        <w:t>来源:IT之家 | 时间:09-24 17:19</w:t>
       </w:r>
     </w:p>
     <w:p>
@@ -1215,13 +1373,13 @@
         </w:rPr>
         <w:t>链接:</w:t>
       </w:r>
-      <w:hyperlink r:id="rId30">
+      <w:hyperlink r:id="rId33">
         <w:r>
           <w:rPr>
             <w:color w:val="0563C1"/>
             <w:u w:val="single"/>
           </w:rPr>
-          <w:t>游戏《腐烂国度》系列开发方 Undead Labs 转型员工持股工作室并裁员</w:t>
+          <w:t>《永劫无间》中国队全胜夺金，斩获 2026 亚运会首枚电竞金牌</w:t>
         </w:r>
       </w:hyperlink>
     </w:p>
@@ -1245,7 +1403,7 @@
           <w:color w:val="888888"/>
           <w:sz w:val="24"/>
         </w:rPr>
-        <w:t>米哈游回应股权托管登记：目前没有上市融资计划</w:t>
+        <w:t>索尼 PlayStation 被曝向游戏工作室征集意见，或重新评估停售实体光盘计划</w:t>
       </w:r>
     </w:p>
     <w:p>
@@ -1255,7 +1413,7 @@
           <w:color w:val="888888"/>
           <w:sz w:val="18"/>
         </w:rPr>
-        <w:t>来源:IT之家 | 时间:09-24 12:41</w:t>
+        <w:t>来源:IT之家 | 时间:09-24 17:08</w:t>
       </w:r>
     </w:p>
     <w:p>
@@ -1266,115 +1424,13 @@
         </w:rPr>
         <w:t>链接:</w:t>
       </w:r>
-      <w:hyperlink r:id="rId31">
+      <w:hyperlink r:id="rId34">
         <w:r>
           <w:rPr>
             <w:color w:val="0563C1"/>
             <w:u w:val="single"/>
           </w:rPr>
-          <w:t>米哈游回应股权托管登记：目前没有上市融资计划</w:t>
-        </w:r>
-      </w:hyperlink>
-    </w:p>
-    <w:p>
-      <w:pPr>
-        <w:pStyle w:val="Heading3"/>
-      </w:pPr>
-      <w:r>
-        <w:rPr>
-          <w:rFonts w:ascii="Times New Roman" w:hAnsi="Times New Roman" w:eastAsia="黑体"/>
-          <w:b w:val="0"/>
-          <w:color w:val="888888"/>
-          <w:sz w:val="24"/>
-        </w:rPr>
-        <w:t>【C级·参考】</w:t>
-      </w:r>
-      <w:r>
-        <w:rPr>
-          <w:rFonts w:ascii="Times New Roman" w:hAnsi="Times New Roman" w:eastAsia="黑体"/>
-          <w:b w:val="0"/>
-          <w:color w:val="888888"/>
-          <w:sz w:val="24"/>
-        </w:rPr>
-        <w:t>腾讯发布其首个面向境外用户来华支付工具“TenPayGo”，能直接微信支付</w:t>
-      </w:r>
-    </w:p>
-    <w:p>
-      <w:r>
-        <w:rPr>
-          <w:rFonts w:ascii="Times New Roman" w:hAnsi="Times New Roman" w:eastAsia="宋体"/>
-          <w:color w:val="888888"/>
-          <w:sz w:val="18"/>
-        </w:rPr>
-        <w:t>来源:IT之家 | 时间:09-24 12:19</w:t>
-      </w:r>
-    </w:p>
-    <w:p>
-      <w:r>
-        <w:rPr>
-          <w:rFonts w:ascii="Times New Roman" w:hAnsi="Times New Roman" w:eastAsia="宋体"/>
-          <w:sz w:val="18"/>
-        </w:rPr>
-        <w:t>链接:</w:t>
-      </w:r>
-      <w:hyperlink r:id="rId32">
-        <w:r>
-          <w:rPr>
-            <w:color w:val="0563C1"/>
-            <w:u w:val="single"/>
-          </w:rPr>
-          <w:t>腾讯发布其首个面向境外用户来华支付工具“TenPayGo”，能直接微信支付</w:t>
-        </w:r>
-      </w:hyperlink>
-    </w:p>
-    <w:p>
-      <w:pPr>
-        <w:pStyle w:val="Heading3"/>
-      </w:pPr>
-      <w:r>
-        <w:rPr>
-          <w:rFonts w:ascii="Times New Roman" w:hAnsi="Times New Roman" w:eastAsia="黑体"/>
-          <w:b w:val="0"/>
-          <w:color w:val="888888"/>
-          <w:sz w:val="24"/>
-        </w:rPr>
-        <w:t>【C级·参考】</w:t>
-      </w:r>
-      <w:r>
-        <w:rPr>
-          <w:rFonts w:ascii="Times New Roman" w:hAnsi="Times New Roman" w:eastAsia="黑体"/>
-          <w:b w:val="0"/>
-          <w:color w:val="888888"/>
-          <w:sz w:val="24"/>
-        </w:rPr>
-        <w:t>卡普空授权游戏《逆转裁判 5 VR》公布，2027 年登陆 Meta Quest</w:t>
-      </w:r>
-    </w:p>
-    <w:p>
-      <w:r>
-        <w:rPr>
-          <w:rFonts w:ascii="Times New Roman" w:hAnsi="Times New Roman" w:eastAsia="宋体"/>
-          <w:color w:val="888888"/>
-          <w:sz w:val="18"/>
-        </w:rPr>
-        <w:t>来源:IT之家 | 时间:09-24 10:52</w:t>
-      </w:r>
-    </w:p>
-    <w:p>
-      <w:r>
-        <w:rPr>
-          <w:rFonts w:ascii="Times New Roman" w:hAnsi="Times New Roman" w:eastAsia="宋体"/>
-          <w:sz w:val="18"/>
-        </w:rPr>
-        <w:t>链接:</w:t>
-      </w:r>
-      <w:hyperlink r:id="rId33">
-        <w:r>
-          <w:rPr>
-            <w:color w:val="0563C1"/>
-            <w:u w:val="single"/>
-          </w:rPr>
-          <w:t>卡普空授权游戏《逆转裁判 5 VR》公布，2027 年登陆 Meta Quest</w:t>
+          <w:t>索尼 PlayStation 被曝向游戏工作室征集意见，或重新评估停售实体光盘计划</w:t>
         </w:r>
       </w:hyperlink>
     </w:p>
@@ -1419,64 +1475,13 @@
         </w:rPr>
         <w:t>链接:</w:t>
       </w:r>
-      <w:hyperlink r:id="rId34">
+      <w:hyperlink r:id="rId35">
         <w:r>
           <w:rPr>
             <w:color w:val="0563C1"/>
             <w:u w:val="single"/>
           </w:rPr>
           <w:t>“让女玩家做裙子的游戏火了”！3人开发《针影裁梦》好评96%, Steam在线破万人</w:t>
-        </w:r>
-      </w:hyperlink>
-    </w:p>
-    <w:p>
-      <w:pPr>
-        <w:pStyle w:val="Heading3"/>
-      </w:pPr>
-      <w:r>
-        <w:rPr>
-          <w:rFonts w:ascii="Times New Roman" w:hAnsi="Times New Roman" w:eastAsia="黑体"/>
-          <w:b w:val="0"/>
-          <w:color w:val="888888"/>
-          <w:sz w:val="24"/>
-        </w:rPr>
-        <w:t>【C级·参考】</w:t>
-      </w:r>
-      <w:r>
-        <w:rPr>
-          <w:rFonts w:ascii="Times New Roman" w:hAnsi="Times New Roman" w:eastAsia="黑体"/>
-          <w:b w:val="0"/>
-          <w:color w:val="888888"/>
-          <w:sz w:val="24"/>
-        </w:rPr>
-        <w:t>黑曜石并入 B 社的“定心丸”：官方回应称领导层不变、游戏项目路线不变</w:t>
-      </w:r>
-    </w:p>
-    <w:p>
-      <w:r>
-        <w:rPr>
-          <w:rFonts w:ascii="Times New Roman" w:hAnsi="Times New Roman" w:eastAsia="宋体"/>
-          <w:color w:val="888888"/>
-          <w:sz w:val="18"/>
-        </w:rPr>
-        <w:t>来源:IT之家 | 时间:09-24 10:10</w:t>
-      </w:r>
-    </w:p>
-    <w:p>
-      <w:r>
-        <w:rPr>
-          <w:rFonts w:ascii="Times New Roman" w:hAnsi="Times New Roman" w:eastAsia="宋体"/>
-          <w:sz w:val="18"/>
-        </w:rPr>
-        <w:t>链接:</w:t>
-      </w:r>
-      <w:hyperlink r:id="rId35">
-        <w:r>
-          <w:rPr>
-            <w:color w:val="0563C1"/>
-            <w:u w:val="single"/>
-          </w:rPr>
-          <w:t>黑曜石并入 B 社的“定心丸”：官方回应称领导层不变、游戏项目路线不变</w:t>
         </w:r>
       </w:hyperlink>
     </w:p>
@@ -1614,7 +1619,7 @@
           <w:color w:val="888888"/>
           <w:sz w:val="24"/>
         </w:rPr>
-        <w:t>惠普推出暗影精灵 11 白色款台式电脑：酷睿 U5 225F + RTX 5060，国补价 6799.15 元</w:t>
+        <w:t>荣耀 CEO 李健公布 Magic9 手机价格：16+512GB 国补到手 5499 元</w:t>
       </w:r>
     </w:p>
     <w:p>
@@ -1624,7 +1629,7 @@
           <w:color w:val="888888"/>
           <w:sz w:val="18"/>
         </w:rPr>
-        <w:t>来源:IT之家 | 时间:09-24 10:35</w:t>
+        <w:t>来源:IT之家 | 时间:09-24 16:38</w:t>
       </w:r>
     </w:p>
     <w:p>
@@ -1641,7 +1646,7 @@
             <w:color w:val="0563C1"/>
             <w:u w:val="single"/>
           </w:rPr>
-          <w:t>惠普推出暗影精灵 11 白色款台式电脑：酷睿 U5 225F + RTX 5060，国补价 6799.15 元</w:t>
+          <w:t>荣耀 CEO 李健公布 Magic9 手机价格：16+512GB 国补到手 5499 元</w:t>
         </w:r>
       </w:hyperlink>
     </w:p>
@@ -1671,7 +1676,7 @@
           <w:rFonts w:ascii="Times New Roman" w:hAnsi="Times New Roman" w:eastAsia="宋体"/>
           <w:sz w:val="18"/>
         </w:rPr>
-        <w:t>IT之家(60)、GameLook(14)、HackerNews(5)、Bing新闻(9)</w:t>
+        <w:t>IT之家(60)、GameLook(15)、HackerNews(7)、Bing新闻(11)</w:t>
       </w:r>
     </w:p>
     <w:p>

--- a/briefings/线口监测午报-2026-09-24.docx
+++ b/briefings/线口监测午报-2026-09-24.docx
@@ -22,7 +22,7 @@
           <w:color w:val="888888"/>
           <w:sz w:val="18"/>
         </w:rPr>
-        <w:t>监测窗口:近48小时 | 生成时间:2026-09-24 20:41</w:t>
+        <w:t>监测窗口:近48小时 | 生成时间:2026-09-24 21:30</w:t>
       </w:r>
     </w:p>
     <w:p>
@@ -70,6 +70,57 @@
           <w:color w:val="888888"/>
           <w:sz w:val="24"/>
         </w:rPr>
+        <w:t>三巨头联手，曝谷歌、OpenAI、Anthropic 拟共同组建 AI 安全标准自律组织</w:t>
+      </w:r>
+    </w:p>
+    <w:p>
+      <w:r>
+        <w:rPr>
+          <w:rFonts w:ascii="Times New Roman" w:hAnsi="Times New Roman" w:eastAsia="宋体"/>
+          <w:color w:val="888888"/>
+          <w:sz w:val="18"/>
+        </w:rPr>
+        <w:t>来源:IT之家 | 时间:09-24 21:25</w:t>
+      </w:r>
+    </w:p>
+    <w:p>
+      <w:r>
+        <w:rPr>
+          <w:rFonts w:ascii="Times New Roman" w:hAnsi="Times New Roman" w:eastAsia="宋体"/>
+          <w:sz w:val="18"/>
+        </w:rPr>
+        <w:t>链接:</w:t>
+      </w:r>
+      <w:hyperlink r:id="rId9">
+        <w:r>
+          <w:rPr>
+            <w:color w:val="0563C1"/>
+            <w:u w:val="single"/>
+          </w:rPr>
+          <w:t>三巨头联手，曝谷歌、OpenAI、Anthropic 拟共同组建 AI 安全标准自律组织</w:t>
+        </w:r>
+      </w:hyperlink>
+    </w:p>
+    <w:p>
+      <w:pPr>
+        <w:pStyle w:val="Heading3"/>
+      </w:pPr>
+      <w:r>
+        <w:rPr>
+          <w:rFonts w:ascii="Times New Roman" w:hAnsi="Times New Roman" w:eastAsia="黑体"/>
+          <w:b w:val="0"/>
+          <w:color w:val="888888"/>
+          <w:sz w:val="24"/>
+        </w:rPr>
+        <w:t>【C级·参考】</w:t>
+      </w:r>
+      <w:r>
+        <w:rPr>
+          <w:rFonts w:ascii="Times New Roman" w:hAnsi="Times New Roman" w:eastAsia="黑体"/>
+          <w:b w:val="0"/>
+          <w:color w:val="888888"/>
+          <w:sz w:val="24"/>
+        </w:rPr>
         <w:t>新加坡主要金融机构承诺将为超 8 万名本地员工培训 AI 技能，降低潜在就业风险</w:t>
       </w:r>
     </w:p>
@@ -91,7 +142,7 @@
         </w:rPr>
         <w:t>链接:</w:t>
       </w:r>
-      <w:hyperlink r:id="rId9">
+      <w:hyperlink r:id="rId10">
         <w:r>
           <w:rPr>
             <w:color w:val="0563C1"/>
@@ -142,7 +193,7 @@
         </w:rPr>
         <w:t>链接:</w:t>
       </w:r>
-      <w:hyperlink r:id="rId10">
+      <w:hyperlink r:id="rId11">
         <w:r>
           <w:rPr>
             <w:color w:val="0563C1"/>
@@ -193,7 +244,7 @@
         </w:rPr>
         <w:t>链接:</w:t>
       </w:r>
-      <w:hyperlink r:id="rId11">
+      <w:hyperlink r:id="rId12">
         <w:r>
           <w:rPr>
             <w:color w:val="0563C1"/>
@@ -244,7 +295,7 @@
         </w:rPr>
         <w:t>链接:</w:t>
       </w:r>
-      <w:hyperlink r:id="rId12">
+      <w:hyperlink r:id="rId13">
         <w:r>
           <w:rPr>
             <w:color w:val="0563C1"/>
@@ -295,7 +346,7 @@
         </w:rPr>
         <w:t>链接:</w:t>
       </w:r>
-      <w:hyperlink r:id="rId13">
+      <w:hyperlink r:id="rId14">
         <w:r>
           <w:rPr>
             <w:color w:val="0563C1"/>
@@ -346,7 +397,7 @@
         </w:rPr>
         <w:t>链接:</w:t>
       </w:r>
-      <w:hyperlink r:id="rId14">
+      <w:hyperlink r:id="rId15">
         <w:r>
           <w:rPr>
             <w:color w:val="0563C1"/>
@@ -397,7 +448,7 @@
         </w:rPr>
         <w:t>链接:</w:t>
       </w:r>
-      <w:hyperlink r:id="rId15">
+      <w:hyperlink r:id="rId16">
         <w:r>
           <w:rPr>
             <w:color w:val="0563C1"/>
@@ -448,7 +499,7 @@
         </w:rPr>
         <w:t>链接:</w:t>
       </w:r>
-      <w:hyperlink r:id="rId16">
+      <w:hyperlink r:id="rId17">
         <w:r>
           <w:rPr>
             <w:color w:val="0563C1"/>
@@ -499,7 +550,7 @@
         </w:rPr>
         <w:t>链接:</w:t>
       </w:r>
-      <w:hyperlink r:id="rId17">
+      <w:hyperlink r:id="rId18">
         <w:r>
           <w:rPr>
             <w:color w:val="0563C1"/>
@@ -550,64 +601,13 @@
         </w:rPr>
         <w:t>链接:</w:t>
       </w:r>
-      <w:hyperlink r:id="rId18">
+      <w:hyperlink r:id="rId19">
         <w:r>
           <w:rPr>
             <w:color w:val="0563C1"/>
             <w:u w:val="single"/>
           </w:rPr>
           <w:t>Meta压轴不是AI眼镜！祖克柏秀“电子宠物”Muse Charm</w:t>
-        </w:r>
-      </w:hyperlink>
-    </w:p>
-    <w:p>
-      <w:pPr>
-        <w:pStyle w:val="Heading3"/>
-      </w:pPr>
-      <w:r>
-        <w:rPr>
-          <w:rFonts w:ascii="Times New Roman" w:hAnsi="Times New Roman" w:eastAsia="黑体"/>
-          <w:b w:val="0"/>
-          <w:color w:val="888888"/>
-          <w:sz w:val="24"/>
-        </w:rPr>
-        <w:t>【C级·参考】</w:t>
-      </w:r>
-      <w:r>
-        <w:rPr>
-          <w:rFonts w:ascii="Times New Roman" w:hAnsi="Times New Roman" w:eastAsia="黑体"/>
-          <w:b w:val="0"/>
-          <w:color w:val="888888"/>
-          <w:sz w:val="24"/>
-        </w:rPr>
-        <w:t>乐奇Rokid与老字号红星眼镜携手，上海首家AI眼镜验配一体门店落地</w:t>
-      </w:r>
-    </w:p>
-    <w:p>
-      <w:r>
-        <w:rPr>
-          <w:rFonts w:ascii="Times New Roman" w:hAnsi="Times New Roman" w:eastAsia="宋体"/>
-          <w:color w:val="888888"/>
-          <w:sz w:val="18"/>
-        </w:rPr>
-        <w:t>来源:Bing新闻 | 时间:09-24 12:22</w:t>
-      </w:r>
-    </w:p>
-    <w:p>
-      <w:r>
-        <w:rPr>
-          <w:rFonts w:ascii="Times New Roman" w:hAnsi="Times New Roman" w:eastAsia="宋体"/>
-          <w:sz w:val="18"/>
-        </w:rPr>
-        <w:t>链接:</w:t>
-      </w:r>
-      <w:hyperlink r:id="rId19">
-        <w:r>
-          <w:rPr>
-            <w:color w:val="0563C1"/>
-            <w:u w:val="single"/>
-          </w:rPr>
-          <w:t>乐奇Rokid与老字号红星眼镜携手，上海首家AI眼镜验配一体门店落地</w:t>
         </w:r>
       </w:hyperlink>
     </w:p>
@@ -937,6 +937,57 @@
           <w:color w:val="888888"/>
           <w:sz w:val="24"/>
         </w:rPr>
+        <w:t>Meta AI眼镜矩阵翻新：Muse助手接入硬件，首提“代理交易抽佣”变现</w:t>
+      </w:r>
+    </w:p>
+    <w:p>
+      <w:r>
+        <w:rPr>
+          <w:rFonts w:ascii="Times New Roman" w:hAnsi="Times New Roman" w:eastAsia="宋体"/>
+          <w:color w:val="888888"/>
+          <w:sz w:val="18"/>
+        </w:rPr>
+        <w:t>来源:Bing新闻 | 时间:09-24 01:52</w:t>
+      </w:r>
+    </w:p>
+    <w:p>
+      <w:r>
+        <w:rPr>
+          <w:rFonts w:ascii="Times New Roman" w:hAnsi="Times New Roman" w:eastAsia="宋体"/>
+          <w:sz w:val="18"/>
+        </w:rPr>
+        <w:t>链接:</w:t>
+      </w:r>
+      <w:hyperlink r:id="rId26">
+        <w:r>
+          <w:rPr>
+            <w:color w:val="0563C1"/>
+            <w:u w:val="single"/>
+          </w:rPr>
+          <w:t>Meta AI眼镜矩阵翻新：Muse助手接入硬件，首提“代理交易抽佣”变现</w:t>
+        </w:r>
+      </w:hyperlink>
+    </w:p>
+    <w:p>
+      <w:pPr>
+        <w:pStyle w:val="Heading3"/>
+      </w:pPr>
+      <w:r>
+        <w:rPr>
+          <w:rFonts w:ascii="Times New Roman" w:hAnsi="Times New Roman" w:eastAsia="黑体"/>
+          <w:b w:val="0"/>
+          <w:color w:val="888888"/>
+          <w:sz w:val="24"/>
+        </w:rPr>
+        <w:t>【C级·参考】</w:t>
+      </w:r>
+      <w:r>
+        <w:rPr>
+          <w:rFonts w:ascii="Times New Roman" w:hAnsi="Times New Roman" w:eastAsia="黑体"/>
+          <w:b w:val="0"/>
+          <w:color w:val="888888"/>
+          <w:sz w:val="24"/>
+        </w:rPr>
         <w:t>Making Tailscale Faster</w:t>
       </w:r>
     </w:p>
@@ -958,7 +1009,7 @@
         </w:rPr>
         <w:t>链接:</w:t>
       </w:r>
-      <w:hyperlink r:id="rId26">
+      <w:hyperlink r:id="rId27">
         <w:r>
           <w:rPr>
             <w:color w:val="0563C1"/>
@@ -1009,7 +1060,7 @@
         </w:rPr>
         <w:t>链接:</w:t>
       </w:r>
-      <w:hyperlink r:id="rId27">
+      <w:hyperlink r:id="rId28">
         <w:r>
           <w:rPr>
             <w:color w:val="0563C1"/>
@@ -1018,6 +1069,18 @@
           <w:t>Meta Connect 发布会：Muse 全面接入 AI 眼镜，小扎要让数十亿人用上超级智能</w:t>
         </w:r>
       </w:hyperlink>
+    </w:p>
+    <w:p>
+      <w:pPr>
+        <w:pStyle w:val="Heading2"/>
+      </w:pPr>
+      <w:r>
+        <w:rPr>
+          <w:rFonts w:ascii="Times New Roman" w:hAnsi="Times New Roman" w:eastAsia="黑体"/>
+          <w:sz w:val="28"/>
+        </w:rPr>
+        <w:t>机器人/AI硬件</w:t>
+      </w:r>
     </w:p>
     <w:p>
       <w:pPr>
@@ -1039,7 +1102,7 @@
           <w:color w:val="888888"/>
           <w:sz w:val="24"/>
         </w:rPr>
-        <w:t>AI 眼镜离线也能识图问答：高通携手 PrismML 发布 1-bit Bonsai，内存占用降至 1/4</w:t>
+        <w:t>亚马逊将投资超 1 亿美元在美国新建机器人制造工厂，2028 年投入运营</w:t>
       </w:r>
     </w:p>
     <w:p>
@@ -1049,58 +1112,7 @@
           <w:color w:val="888888"/>
           <w:sz w:val="18"/>
         </w:rPr>
-        <w:t>来源:Bing新闻 | 时间:09-24 01:34</w:t>
-      </w:r>
-    </w:p>
-    <w:p>
-      <w:r>
-        <w:rPr>
-          <w:rFonts w:ascii="Times New Roman" w:hAnsi="Times New Roman" w:eastAsia="宋体"/>
-          <w:sz w:val="18"/>
-        </w:rPr>
-        <w:t>链接:</w:t>
-      </w:r>
-      <w:hyperlink r:id="rId28">
-        <w:r>
-          <w:rPr>
-            <w:color w:val="0563C1"/>
-            <w:u w:val="single"/>
-          </w:rPr>
-          <w:t>AI 眼镜离线也能识图问答：高通携手 PrismML 发布 1-bit Bonsai，内存占用降至 1/4</w:t>
-        </w:r>
-      </w:hyperlink>
-    </w:p>
-    <w:p>
-      <w:pPr>
-        <w:pStyle w:val="Heading3"/>
-      </w:pPr>
-      <w:r>
-        <w:rPr>
-          <w:rFonts w:ascii="Times New Roman" w:hAnsi="Times New Roman" w:eastAsia="黑体"/>
-          <w:b w:val="0"/>
-          <w:color w:val="888888"/>
-          <w:sz w:val="24"/>
-        </w:rPr>
-        <w:t>【C级·参考】</w:t>
-      </w:r>
-      <w:r>
-        <w:rPr>
-          <w:rFonts w:ascii="Times New Roman" w:hAnsi="Times New Roman" w:eastAsia="黑体"/>
-          <w:b w:val="0"/>
-          <w:color w:val="888888"/>
-          <w:sz w:val="24"/>
-        </w:rPr>
-        <w:t>里斯战略咨询发布报告：全球AI眼镜2026年有望突破1000万台</w:t>
-      </w:r>
-    </w:p>
-    <w:p>
-      <w:r>
-        <w:rPr>
-          <w:rFonts w:ascii="Times New Roman" w:hAnsi="Times New Roman" w:eastAsia="宋体"/>
-          <w:color w:val="888888"/>
-          <w:sz w:val="18"/>
-        </w:rPr>
-        <w:t>来源:Bing新闻 | 时间:09-24 01:00</w:t>
+        <w:t>来源:IT之家 | 时间:09-24 21:16</w:t>
       </w:r>
     </w:p>
     <w:p>
@@ -1117,72 +1129,9 @@
             <w:color w:val="0563C1"/>
             <w:u w:val="single"/>
           </w:rPr>
-          <w:t>里斯战略咨询发布报告：全球AI眼镜2026年有望突破1000万台</w:t>
+          <w:t>亚马逊将投资超 1 亿美元在美国新建机器人制造工厂，2028 年投入运营</w:t>
         </w:r>
       </w:hyperlink>
-    </w:p>
-    <w:p>
-      <w:pPr>
-        <w:pStyle w:val="Heading3"/>
-      </w:pPr>
-      <w:r>
-        <w:rPr>
-          <w:rFonts w:ascii="Times New Roman" w:hAnsi="Times New Roman" w:eastAsia="黑体"/>
-          <w:b w:val="0"/>
-          <w:color w:val="888888"/>
-          <w:sz w:val="24"/>
-        </w:rPr>
-        <w:t>【C级·参考】</w:t>
-      </w:r>
-      <w:r>
-        <w:rPr>
-          <w:rFonts w:ascii="Times New Roman" w:hAnsi="Times New Roman" w:eastAsia="黑体"/>
-          <w:b w:val="0"/>
-          <w:color w:val="888888"/>
-          <w:sz w:val="24"/>
-        </w:rPr>
-        <w:t>大黑马《Wardogs》数据复盘：Steam首发成绩超越”Arc Raider、绝地潜兵2″</w:t>
-      </w:r>
-    </w:p>
-    <w:p>
-      <w:r>
-        <w:rPr>
-          <w:rFonts w:ascii="Times New Roman" w:hAnsi="Times New Roman" w:eastAsia="宋体"/>
-          <w:color w:val="888888"/>
-          <w:sz w:val="18"/>
-        </w:rPr>
-        <w:t>来源:GameLook | 时间:09-23 12:49</w:t>
-      </w:r>
-    </w:p>
-    <w:p>
-      <w:r>
-        <w:rPr>
-          <w:rFonts w:ascii="Times New Roman" w:hAnsi="Times New Roman" w:eastAsia="宋体"/>
-          <w:sz w:val="18"/>
-        </w:rPr>
-        <w:t>链接:</w:t>
-      </w:r>
-      <w:hyperlink r:id="rId30">
-        <w:r>
-          <w:rPr>
-            <w:color w:val="0563C1"/>
-            <w:u w:val="single"/>
-          </w:rPr>
-          <w:t>大黑马《Wardogs》数据复盘：Steam首发成绩超越”Arc Raider、绝地潜兵2″</w:t>
-        </w:r>
-      </w:hyperlink>
-    </w:p>
-    <w:p>
-      <w:pPr>
-        <w:pStyle w:val="Heading2"/>
-      </w:pPr>
-      <w:r>
-        <w:rPr>
-          <w:rFonts w:ascii="Times New Roman" w:hAnsi="Times New Roman" w:eastAsia="黑体"/>
-          <w:sz w:val="28"/>
-        </w:rPr>
-        <w:t>机器人/AI硬件</w:t>
-      </w:r>
     </w:p>
     <w:p>
       <w:pPr>
@@ -1225,7 +1174,7 @@
         </w:rPr>
         <w:t>链接:</w:t>
       </w:r>
-      <w:hyperlink r:id="rId31">
+      <w:hyperlink r:id="rId30">
         <w:r>
           <w:rPr>
             <w:color w:val="0563C1"/>
@@ -1276,7 +1225,7 @@
         </w:rPr>
         <w:t>链接:</w:t>
       </w:r>
-      <w:hyperlink r:id="rId32">
+      <w:hyperlink r:id="rId31">
         <w:r>
           <w:rPr>
             <w:color w:val="0563C1"/>
@@ -1299,9 +1248,55 @@
       </w:r>
     </w:p>
     <w:p>
+      <w:pPr>
+        <w:pStyle w:val="Heading3"/>
+      </w:pPr>
       <w:r>
-        <w:t>本线口暂无重要更新</w:t>
+        <w:rPr>
+          <w:rFonts w:ascii="Times New Roman" w:hAnsi="Times New Roman" w:eastAsia="黑体"/>
+          <w:b w:val="0"/>
+          <w:color w:val="888888"/>
+          <w:sz w:val="24"/>
+        </w:rPr>
+        <w:t>【C级·参考】</w:t>
       </w:r>
+      <w:r>
+        <w:rPr>
+          <w:rFonts w:ascii="Times New Roman" w:hAnsi="Times New Roman" w:eastAsia="黑体"/>
+          <w:b w:val="0"/>
+          <w:color w:val="888888"/>
+          <w:sz w:val="24"/>
+        </w:rPr>
+        <w:t>Waymo 公布 2.71 亿英里自动驾驶数据：严重事故比人类驾驶员少 95%</w:t>
+      </w:r>
+    </w:p>
+    <w:p>
+      <w:r>
+        <w:rPr>
+          <w:rFonts w:ascii="Times New Roman" w:hAnsi="Times New Roman" w:eastAsia="宋体"/>
+          <w:color w:val="888888"/>
+          <w:sz w:val="18"/>
+        </w:rPr>
+        <w:t>来源:IT之家 | 时间:09-24 21:24</w:t>
+      </w:r>
+    </w:p>
+    <w:p>
+      <w:r>
+        <w:rPr>
+          <w:rFonts w:ascii="Times New Roman" w:hAnsi="Times New Roman" w:eastAsia="宋体"/>
+          <w:sz w:val="18"/>
+        </w:rPr>
+        <w:t>链接:</w:t>
+      </w:r>
+      <w:hyperlink r:id="rId32">
+        <w:r>
+          <w:rPr>
+            <w:color w:val="0563C1"/>
+            <w:u w:val="single"/>
+          </w:rPr>
+          <w:t>Waymo 公布 2.71 亿英里自动驾驶数据：严重事故比人类驾驶员少 95%</w:t>
+        </w:r>
+      </w:hyperlink>
     </w:p>
     <w:p>
       <w:pPr>
@@ -1352,6 +1347,57 @@
           <w:color w:val="888888"/>
           <w:sz w:val="24"/>
         </w:rPr>
+        <w:t>《暗黑破坏神 4》游戏总监吉布森：我们早该登陆任天堂 Switch 2 了</w:t>
+      </w:r>
+    </w:p>
+    <w:p>
+      <w:r>
+        <w:rPr>
+          <w:rFonts w:ascii="Times New Roman" w:hAnsi="Times New Roman" w:eastAsia="宋体"/>
+          <w:color w:val="888888"/>
+          <w:sz w:val="18"/>
+        </w:rPr>
+        <w:t>来源:IT之家 | 时间:09-24 20:55</w:t>
+      </w:r>
+    </w:p>
+    <w:p>
+      <w:r>
+        <w:rPr>
+          <w:rFonts w:ascii="Times New Roman" w:hAnsi="Times New Roman" w:eastAsia="宋体"/>
+          <w:sz w:val="18"/>
+        </w:rPr>
+        <w:t>链接:</w:t>
+      </w:r>
+      <w:hyperlink r:id="rId33">
+        <w:r>
+          <w:rPr>
+            <w:color w:val="0563C1"/>
+            <w:u w:val="single"/>
+          </w:rPr>
+          <w:t>《暗黑破坏神 4》游戏总监吉布森：我们早该登陆任天堂 Switch 2 了</w:t>
+        </w:r>
+      </w:hyperlink>
+    </w:p>
+    <w:p>
+      <w:pPr>
+        <w:pStyle w:val="Heading3"/>
+      </w:pPr>
+      <w:r>
+        <w:rPr>
+          <w:rFonts w:ascii="Times New Roman" w:hAnsi="Times New Roman" w:eastAsia="黑体"/>
+          <w:b w:val="0"/>
+          <w:color w:val="888888"/>
+          <w:sz w:val="24"/>
+        </w:rPr>
+        <w:t>【C级·参考】</w:t>
+      </w:r>
+      <w:r>
+        <w:rPr>
+          <w:rFonts w:ascii="Times New Roman" w:hAnsi="Times New Roman" w:eastAsia="黑体"/>
+          <w:b w:val="0"/>
+          <w:color w:val="888888"/>
+          <w:sz w:val="24"/>
+        </w:rPr>
         <w:t>《永劫无间》中国队全胜夺金，斩获 2026 亚运会首枚电竞金牌</w:t>
       </w:r>
     </w:p>
@@ -1373,7 +1419,7 @@
         </w:rPr>
         <w:t>链接:</w:t>
       </w:r>
-      <w:hyperlink r:id="rId33">
+      <w:hyperlink r:id="rId34">
         <w:r>
           <w:rPr>
             <w:color w:val="0563C1"/>
@@ -1424,7 +1470,7 @@
         </w:rPr>
         <w:t>链接:</w:t>
       </w:r>
-      <w:hyperlink r:id="rId34">
+      <w:hyperlink r:id="rId35">
         <w:r>
           <w:rPr>
             <w:color w:val="0563C1"/>
@@ -1475,7 +1521,7 @@
         </w:rPr>
         <w:t>链接:</w:t>
       </w:r>
-      <w:hyperlink r:id="rId35">
+      <w:hyperlink r:id="rId36">
         <w:r>
           <w:rPr>
             <w:color w:val="0563C1"/>
@@ -1526,64 +1572,13 @@
         </w:rPr>
         <w:t>链接:</w:t>
       </w:r>
-      <w:hyperlink r:id="rId36">
+      <w:hyperlink r:id="rId37">
         <w:r>
           <w:rPr>
             <w:color w:val="0563C1"/>
             <w:u w:val="single"/>
           </w:rPr>
           <w:t>数据分析：如何通过Steam Demo在线人数，预测游戏最终成绩？</w:t>
-        </w:r>
-      </w:hyperlink>
-    </w:p>
-    <w:p>
-      <w:pPr>
-        <w:pStyle w:val="Heading3"/>
-      </w:pPr>
-      <w:r>
-        <w:rPr>
-          <w:rFonts w:ascii="Times New Roman" w:hAnsi="Times New Roman" w:eastAsia="黑体"/>
-          <w:b w:val="0"/>
-          <w:color w:val="888888"/>
-          <w:sz w:val="24"/>
-        </w:rPr>
-        <w:t>【C级·参考】</w:t>
-      </w:r>
-      <w:r>
-        <w:rPr>
-          <w:rFonts w:ascii="Times New Roman" w:hAnsi="Times New Roman" w:eastAsia="黑体"/>
-          <w:b w:val="0"/>
-          <w:color w:val="888888"/>
-          <w:sz w:val="24"/>
-        </w:rPr>
-        <w:t>《2026年日本游戏市场洞察报告》：日本手游应用内购（IAP）收入超过100亿美元</w:t>
-      </w:r>
-    </w:p>
-    <w:p>
-      <w:r>
-        <w:rPr>
-          <w:rFonts w:ascii="Times New Roman" w:hAnsi="Times New Roman" w:eastAsia="宋体"/>
-          <w:color w:val="888888"/>
-          <w:sz w:val="18"/>
-        </w:rPr>
-        <w:t>来源:GameLook | 时间:09-23 13:49</w:t>
-      </w:r>
-    </w:p>
-    <w:p>
-      <w:r>
-        <w:rPr>
-          <w:rFonts w:ascii="Times New Roman" w:hAnsi="Times New Roman" w:eastAsia="宋体"/>
-          <w:sz w:val="18"/>
-        </w:rPr>
-        <w:t>链接:</w:t>
-      </w:r>
-      <w:hyperlink r:id="rId37">
-        <w:r>
-          <w:rPr>
-            <w:color w:val="0563C1"/>
-            <w:u w:val="single"/>
-          </w:rPr>
-          <w:t>《2026年日本游戏市场洞察报告》：日本手游应用内购（IAP）收入超过100亿美元</w:t>
         </w:r>
       </w:hyperlink>
     </w:p>
@@ -1676,7 +1671,7 @@
           <w:rFonts w:ascii="Times New Roman" w:hAnsi="Times New Roman" w:eastAsia="宋体"/>
           <w:sz w:val="18"/>
         </w:rPr>
-        <w:t>IT之家(60)、GameLook(15)、HackerNews(7)、Bing新闻(11)</w:t>
+        <w:t>IT之家(60)、GameLook(15)、HackerNews(8)、Bing新闻(11)</w:t>
       </w:r>
     </w:p>
     <w:p>
